--- a/Documentations/毕业设计（论文）开题报告.docx
+++ b/Documentations/毕业设计（论文）开题报告.docx
@@ -17,7 +17,7 @@
           <w:noProof/>
         </w:rPr>
         <w:drawing>
-          <wp:inline distT="0" distB="0" distL="0" distR="0" wp14:anchorId="14A0D486" wp14:editId="18A98BF5">
+          <wp:inline distT="0" distB="0" distL="0" distR="0" wp14:anchorId="14A0D486" wp14:editId="3C228381">
             <wp:extent cx="2540000" cy="624840"/>
             <wp:effectExtent l="0" t="0" r="0" b="0"/>
             <wp:docPr id="1119224401" name="图片 1"/>
@@ -1626,13 +1626,41 @@
       <w:pPr>
         <w:spacing w:beforeLines="50" w:before="120" w:afterLines="50" w:after="120" w:line="360" w:lineRule="exact"/>
         <w:rPr>
+          <w:rFonts w:ascii="Arial" w:eastAsia="黑体" w:hAnsi="Arial" w:cs="Arial"/>
+          <w:b/>
+          <w:bCs/>
+          <w:szCs w:val="21"/>
+        </w:rPr>
+      </w:pPr>
+      <w:bookmarkStart w:id="5" w:name="_Hlk217749401"/>
+      <w:r>
+        <w:rPr>
+          <w:rFonts w:ascii="Arial" w:eastAsia="黑体" w:hAnsi="Arial" w:cs="Arial"/>
+          <w:b/>
+          <w:bCs/>
+          <w:szCs w:val="21"/>
+        </w:rPr>
+        <w:t>1.</w:t>
+      </w:r>
+      <w:r>
+        <w:rPr>
           <w:rFonts w:ascii="Arial" w:eastAsia="黑体" w:hAnsi="Arial" w:cs="Arial" w:hint="eastAsia"/>
           <w:b/>
           <w:bCs/>
           <w:szCs w:val="21"/>
         </w:rPr>
-      </w:pPr>
-      <w:bookmarkStart w:id="5" w:name="_Hlk217749401"/>
+        <w:t xml:space="preserve">2 </w:t>
+      </w:r>
+      <w:bookmarkStart w:id="6" w:name="_Hlk217750591"/>
+      <w:r>
+        <w:rPr>
+          <w:rFonts w:ascii="Arial" w:eastAsia="黑体" w:hAnsi="Arial" w:cs="Arial" w:hint="eastAsia"/>
+          <w:b/>
+          <w:bCs/>
+          <w:szCs w:val="21"/>
+        </w:rPr>
+        <w:t>本课题</w:t>
+      </w:r>
       <w:r>
         <w:rPr>
           <w:rFonts w:ascii="Arial" w:eastAsia="黑体" w:hAnsi="Arial" w:cs="Arial"/>
@@ -1640,8 +1668,9 @@
           <w:bCs/>
           <w:szCs w:val="21"/>
         </w:rPr>
-        <w:t>1.</w:t>
-      </w:r>
+        <w:t>国内外相关研究</w:t>
+      </w:r>
+      <w:bookmarkEnd w:id="6"/>
       <w:r>
         <w:rPr>
           <w:rFonts w:ascii="Arial" w:eastAsia="黑体" w:hAnsi="Arial" w:cs="Arial" w:hint="eastAsia"/>
@@ -1649,9 +1678,1211 @@
           <w:bCs/>
           <w:szCs w:val="21"/>
         </w:rPr>
-        <w:t xml:space="preserve">2 </w:t>
-      </w:r>
-      <w:bookmarkStart w:id="6" w:name="_Hlk217750591"/>
+        <w:t>概述</w:t>
+      </w:r>
+    </w:p>
+    <w:bookmarkEnd w:id="5"/>
+    <w:p>
+      <w:pPr>
+        <w:spacing w:beforeLines="50" w:before="120" w:afterLines="50" w:after="120" w:line="360" w:lineRule="exact"/>
+        <w:ind w:firstLineChars="200" w:firstLine="420"/>
+        <w:rPr>
+          <w:rFonts w:ascii="Arial" w:eastAsia="黑体" w:hAnsi="Arial" w:cs="Arial"/>
+          <w:szCs w:val="21"/>
+        </w:rPr>
+      </w:pPr>
+      <w:r>
+        <w:rPr>
+          <w:rFonts w:ascii="Arial" w:eastAsia="黑体" w:hAnsi="Arial" w:cs="Arial"/>
+          <w:szCs w:val="21"/>
+        </w:rPr>
+        <w:t xml:space="preserve">1.2.1 </w:t>
+      </w:r>
+      <w:r>
+        <w:rPr>
+          <w:rFonts w:ascii="Arial" w:eastAsia="黑体" w:hAnsi="Arial" w:cs="Arial"/>
+          <w:szCs w:val="21"/>
+        </w:rPr>
+        <w:t>建筑幕墙检测与评估的传统方法</w:t>
+      </w:r>
+    </w:p>
+    <w:p>
+      <w:pPr>
+        <w:spacing w:line="360" w:lineRule="exact"/>
+        <w:ind w:firstLineChars="200" w:firstLine="420"/>
+        <w:rPr>
+          <w:szCs w:val="21"/>
+        </w:rPr>
+      </w:pPr>
+      <w:r>
+        <w:rPr>
+          <w:szCs w:val="21"/>
+        </w:rPr>
+        <w:t>传统的幕墙评估高度依赖人工现场勘查，其标准化程度低且效率受限。随着技术进步，无人机（</w:t>
+      </w:r>
+      <w:r>
+        <w:rPr>
+          <w:szCs w:val="21"/>
+        </w:rPr>
+        <w:t>UAV</w:t>
+      </w:r>
+      <w:r>
+        <w:rPr>
+          <w:szCs w:val="21"/>
+        </w:rPr>
+        <w:t>）因其灵活、高效、可覆盖高空区域的优势，已成为建筑立面检测数据采集的核心工具。</w:t>
+      </w:r>
+      <w:r>
+        <w:rPr>
+          <w:szCs w:val="21"/>
+        </w:rPr>
+        <w:t>Freimuth</w:t>
+      </w:r>
+      <w:r>
+        <w:rPr>
+          <w:szCs w:val="21"/>
+        </w:rPr>
+        <w:t>和</w:t>
+      </w:r>
+      <w:r>
+        <w:rPr>
+          <w:szCs w:val="21"/>
+        </w:rPr>
+        <w:t>König</w:t>
+      </w:r>
+      <w:r>
+        <w:rPr>
+          <w:szCs w:val="21"/>
+        </w:rPr>
+        <w:t>系统研究了利用</w:t>
+      </w:r>
+      <w:r>
+        <w:rPr>
+          <w:szCs w:val="21"/>
+        </w:rPr>
+        <w:t>UAV</w:t>
+      </w:r>
+      <w:r>
+        <w:rPr>
+          <w:szCs w:val="21"/>
+        </w:rPr>
+        <w:t>进行建筑检查的规划与执行流程，奠定了自动化数据采集的基础</w:t>
+      </w:r>
+      <w:r>
+        <w:rPr>
+          <w:szCs w:val="21"/>
+          <w:vertAlign w:val="superscript"/>
+        </w:rPr>
+        <w:t>[</w:t>
+      </w:r>
+      <w:r>
+        <w:rPr>
+          <w:szCs w:val="21"/>
+          <w:vertAlign w:val="superscript"/>
+        </w:rPr>
+        <w:t>4</w:t>
+      </w:r>
+      <w:r>
+        <w:rPr>
+          <w:szCs w:val="21"/>
+          <w:vertAlign w:val="superscript"/>
+        </w:rPr>
+        <w:t>]</w:t>
+      </w:r>
+      <w:r>
+        <w:rPr>
+          <w:szCs w:val="21"/>
+        </w:rPr>
+        <w:t>。在此基础上，研究进一步向定量化与多模态融合方向发展。例如，</w:t>
+      </w:r>
+      <w:r>
+        <w:rPr>
+          <w:szCs w:val="21"/>
+        </w:rPr>
+        <w:t>Li</w:t>
+      </w:r>
+      <w:r>
+        <w:rPr>
+          <w:szCs w:val="21"/>
+        </w:rPr>
+        <w:t>等人利用无人机红外热像技术，通过集成双重注意力机制的两阶段网络，实现了建筑立面上脱粘缺陷的定量化识别，展现了多模态数据在发现隐蔽问题上的潜力</w:t>
+      </w:r>
+      <w:r>
+        <w:rPr>
+          <w:szCs w:val="21"/>
+          <w:vertAlign w:val="superscript"/>
+        </w:rPr>
+        <w:t>[</w:t>
+      </w:r>
+      <w:r>
+        <w:rPr>
+          <w:szCs w:val="21"/>
+          <w:vertAlign w:val="superscript"/>
+        </w:rPr>
+        <w:t>5</w:t>
+      </w:r>
+      <w:r>
+        <w:rPr>
+          <w:szCs w:val="21"/>
+          <w:vertAlign w:val="superscript"/>
+        </w:rPr>
+        <w:t>]</w:t>
+      </w:r>
+      <w:r>
+        <w:rPr>
+          <w:szCs w:val="21"/>
+        </w:rPr>
+        <w:t>。</w:t>
+      </w:r>
+      <w:r>
+        <w:rPr>
+          <w:szCs w:val="21"/>
+        </w:rPr>
+        <w:t>Zhang</w:t>
+      </w:r>
+      <w:r>
+        <w:rPr>
+          <w:szCs w:val="21"/>
+        </w:rPr>
+        <w:t>等人研究了如何将无人机图像与</w:t>
+      </w:r>
+      <w:r>
+        <w:rPr>
+          <w:szCs w:val="21"/>
+        </w:rPr>
+        <w:t>BIM</w:t>
+      </w:r>
+      <w:r>
+        <w:rPr>
+          <w:szCs w:val="21"/>
+        </w:rPr>
+        <w:t>模型进行自动化配准，为检测发现的缺陷在三维建筑信息模型中实现精确定位与管理提供了关键技术路径，推动了检测结果从</w:t>
+      </w:r>
+      <w:r>
+        <w:rPr>
+          <w:szCs w:val="21"/>
+        </w:rPr>
+        <w:t>“</w:t>
+      </w:r>
+      <w:r>
+        <w:rPr>
+          <w:szCs w:val="21"/>
+        </w:rPr>
+        <w:t>二维图片</w:t>
+      </w:r>
+      <w:r>
+        <w:rPr>
+          <w:szCs w:val="21"/>
+        </w:rPr>
+        <w:t>”</w:t>
+      </w:r>
+      <w:r>
+        <w:rPr>
+          <w:szCs w:val="21"/>
+        </w:rPr>
+        <w:t>到</w:t>
+      </w:r>
+      <w:r>
+        <w:rPr>
+          <w:szCs w:val="21"/>
+        </w:rPr>
+        <w:t>“</w:t>
+      </w:r>
+      <w:r>
+        <w:rPr>
+          <w:szCs w:val="21"/>
+        </w:rPr>
+        <w:t>三维资</w:t>
+      </w:r>
+      <w:r>
+        <w:rPr>
+          <w:szCs w:val="21"/>
+        </w:rPr>
+        <w:lastRenderedPageBreak/>
+        <w:t>产</w:t>
+      </w:r>
+      <w:r>
+        <w:rPr>
+          <w:szCs w:val="21"/>
+        </w:rPr>
+        <w:t>”</w:t>
+      </w:r>
+      <w:r>
+        <w:rPr>
+          <w:szCs w:val="21"/>
+        </w:rPr>
+        <w:t>的升级</w:t>
+      </w:r>
+      <w:r>
+        <w:rPr>
+          <w:szCs w:val="21"/>
+          <w:vertAlign w:val="superscript"/>
+        </w:rPr>
+        <w:t>[</w:t>
+      </w:r>
+      <w:r>
+        <w:rPr>
+          <w:szCs w:val="21"/>
+          <w:vertAlign w:val="superscript"/>
+        </w:rPr>
+        <w:t>7</w:t>
+      </w:r>
+      <w:r>
+        <w:rPr>
+          <w:szCs w:val="21"/>
+          <w:vertAlign w:val="superscript"/>
+        </w:rPr>
+        <w:t>]</w:t>
+      </w:r>
+      <w:r>
+        <w:rPr>
+          <w:szCs w:val="21"/>
+        </w:rPr>
+        <w:t>。</w:t>
+      </w:r>
+    </w:p>
+    <w:p>
+      <w:pPr>
+        <w:spacing w:beforeLines="50" w:before="120" w:afterLines="50" w:after="120" w:line="360" w:lineRule="exact"/>
+        <w:ind w:firstLineChars="200" w:firstLine="420"/>
+        <w:rPr>
+          <w:rFonts w:ascii="Arial" w:eastAsia="黑体" w:hAnsi="Arial" w:cs="Arial"/>
+          <w:szCs w:val="21"/>
+        </w:rPr>
+      </w:pPr>
+      <w:r>
+        <w:rPr>
+          <w:rFonts w:ascii="Arial" w:eastAsia="黑体" w:hAnsi="Arial" w:cs="Arial"/>
+          <w:szCs w:val="21"/>
+        </w:rPr>
+        <w:t xml:space="preserve">1.2.2 </w:t>
+      </w:r>
+      <w:r>
+        <w:rPr>
+          <w:rFonts w:ascii="Arial" w:eastAsia="黑体" w:hAnsi="Arial" w:cs="Arial"/>
+          <w:szCs w:val="21"/>
+        </w:rPr>
+        <w:t>基于计算机视觉的幕墙缺陷自动识别技术</w:t>
+      </w:r>
+    </w:p>
+    <w:p>
+      <w:pPr>
+        <w:spacing w:line="360" w:lineRule="exact"/>
+        <w:ind w:firstLineChars="200" w:firstLine="420"/>
+        <w:rPr>
+          <w:szCs w:val="21"/>
+        </w:rPr>
+      </w:pPr>
+      <w:r>
+        <w:rPr>
+          <w:szCs w:val="21"/>
+        </w:rPr>
+        <w:t>基于深度学习的计算机视觉方法是实现自动化缺陷识别的核心技术。针对特定类型的缺陷，研究者们提出了多种有效的算法。例如，</w:t>
+      </w:r>
+      <w:r>
+        <w:rPr>
+          <w:szCs w:val="21"/>
+        </w:rPr>
+        <w:t>Mei</w:t>
+      </w:r>
+      <w:r>
+        <w:rPr>
+          <w:szCs w:val="21"/>
+        </w:rPr>
+        <w:t>等人专门研究了复杂真实场景中的玻璃检测问题，其工作对于识别幕墙中的玻璃区域及检测其破损至关重要</w:t>
+      </w:r>
+      <w:r>
+        <w:rPr>
+          <w:szCs w:val="21"/>
+          <w:vertAlign w:val="superscript"/>
+        </w:rPr>
+        <w:t>[</w:t>
+      </w:r>
+      <w:r>
+        <w:rPr>
+          <w:szCs w:val="21"/>
+          <w:vertAlign w:val="superscript"/>
+        </w:rPr>
+        <w:t>3</w:t>
+      </w:r>
+      <w:r>
+        <w:rPr>
+          <w:szCs w:val="21"/>
+          <w:vertAlign w:val="superscript"/>
+        </w:rPr>
+        <w:t>]</w:t>
+      </w:r>
+      <w:r>
+        <w:rPr>
+          <w:szCs w:val="21"/>
+        </w:rPr>
+        <w:t>。</w:t>
+      </w:r>
+      <w:r>
+        <w:rPr>
+          <w:szCs w:val="21"/>
+        </w:rPr>
+        <w:t>Ye</w:t>
+      </w:r>
+      <w:r>
+        <w:rPr>
+          <w:szCs w:val="21"/>
+        </w:rPr>
+        <w:t>等人则利用基于深度学习的全卷积网络进行结构裂缝检测，该方法可迁移应用于幕墙石材或混凝土板材的裂缝识别</w:t>
+      </w:r>
+      <w:r>
+        <w:rPr>
+          <w:szCs w:val="21"/>
+          <w:vertAlign w:val="superscript"/>
+        </w:rPr>
+        <w:t>[</w:t>
+      </w:r>
+      <w:r>
+        <w:rPr>
+          <w:szCs w:val="21"/>
+          <w:vertAlign w:val="superscript"/>
+        </w:rPr>
+        <w:t>8</w:t>
+      </w:r>
+      <w:r>
+        <w:rPr>
+          <w:szCs w:val="21"/>
+          <w:vertAlign w:val="superscript"/>
+        </w:rPr>
+        <w:t>, 9</w:t>
+      </w:r>
+      <w:r>
+        <w:rPr>
+          <w:szCs w:val="21"/>
+          <w:vertAlign w:val="superscript"/>
+        </w:rPr>
+        <w:t>]</w:t>
+      </w:r>
+      <w:r>
+        <w:rPr>
+          <w:szCs w:val="21"/>
+        </w:rPr>
+        <w:t>。这些方法通常依赖于高质量的数据预处理与强大的特征提取网络。</w:t>
+      </w:r>
+      <w:r>
+        <w:rPr>
+          <w:szCs w:val="21"/>
+        </w:rPr>
+        <w:t>Zuo</w:t>
+      </w:r>
+      <w:r>
+        <w:rPr>
+          <w:szCs w:val="21"/>
+        </w:rPr>
+        <w:t>等人对图像预处理算法的研究，以及</w:t>
+      </w:r>
+      <w:r>
+        <w:rPr>
+          <w:szCs w:val="21"/>
+        </w:rPr>
+        <w:t>Ding</w:t>
+      </w:r>
+      <w:r>
+        <w:rPr>
+          <w:szCs w:val="21"/>
+        </w:rPr>
+        <w:t>等人结合注意力机制与残差</w:t>
+      </w:r>
+      <w:proofErr w:type="spellStart"/>
+      <w:r>
+        <w:rPr>
+          <w:szCs w:val="21"/>
+        </w:rPr>
+        <w:t>UNet</w:t>
+      </w:r>
+      <w:proofErr w:type="spellEnd"/>
+      <w:r>
+        <w:rPr>
+          <w:szCs w:val="21"/>
+        </w:rPr>
+        <w:t>的图像去噪算法，均为提升复杂背景下幕墙缺陷识别的鲁棒性提供了技术参考</w:t>
+      </w:r>
+      <w:r>
+        <w:rPr>
+          <w:szCs w:val="21"/>
+          <w:vertAlign w:val="superscript"/>
+        </w:rPr>
+        <w:t>[</w:t>
+      </w:r>
+      <w:r>
+        <w:rPr>
+          <w:szCs w:val="21"/>
+          <w:vertAlign w:val="superscript"/>
+        </w:rPr>
+        <w:t>11,</w:t>
+      </w:r>
+      <w:r>
+        <w:rPr>
+          <w:szCs w:val="21"/>
+          <w:vertAlign w:val="superscript"/>
+        </w:rPr>
+        <w:t xml:space="preserve"> </w:t>
+      </w:r>
+      <w:r>
+        <w:rPr>
+          <w:szCs w:val="21"/>
+          <w:vertAlign w:val="superscript"/>
+        </w:rPr>
+        <w:t>12</w:t>
+      </w:r>
+      <w:r>
+        <w:rPr>
+          <w:szCs w:val="21"/>
+          <w:vertAlign w:val="superscript"/>
+        </w:rPr>
+        <w:t>]</w:t>
+      </w:r>
+      <w:r>
+        <w:rPr>
+          <w:szCs w:val="21"/>
+        </w:rPr>
+        <w:t>。更通用的深度卷积网络结构，如</w:t>
+      </w:r>
+      <w:proofErr w:type="spellStart"/>
+      <w:r>
+        <w:rPr>
+          <w:szCs w:val="21"/>
+        </w:rPr>
+        <w:t>GoogLeNet</w:t>
+      </w:r>
+      <w:proofErr w:type="spellEnd"/>
+      <w:r>
+        <w:rPr>
+          <w:szCs w:val="21"/>
+        </w:rPr>
+        <w:t>（</w:t>
+      </w:r>
+      <w:r>
+        <w:rPr>
+          <w:szCs w:val="21"/>
+        </w:rPr>
+        <w:t>Inception</w:t>
+      </w:r>
+      <w:r>
+        <w:rPr>
+          <w:szCs w:val="21"/>
+        </w:rPr>
+        <w:t>）等，也为构建高效的图像分类与特征提取基础模型提供了选择</w:t>
+      </w:r>
+      <w:r>
+        <w:rPr>
+          <w:szCs w:val="21"/>
+          <w:vertAlign w:val="superscript"/>
+        </w:rPr>
+        <w:t>[</w:t>
+      </w:r>
+      <w:r>
+        <w:rPr>
+          <w:szCs w:val="21"/>
+          <w:vertAlign w:val="superscript"/>
+        </w:rPr>
+        <w:t>10</w:t>
+      </w:r>
+      <w:r>
+        <w:rPr>
+          <w:szCs w:val="21"/>
+          <w:vertAlign w:val="superscript"/>
+        </w:rPr>
+        <w:t>]</w:t>
+      </w:r>
+      <w:r>
+        <w:rPr>
+          <w:szCs w:val="21"/>
+        </w:rPr>
+        <w:t>。然而，现有研究大多聚焦于单</w:t>
+      </w:r>
+      <w:bookmarkStart w:id="7" w:name="_Hlk217757258"/>
+      <w:r>
+        <w:rPr>
+          <w:rFonts w:hint="eastAsia"/>
+          <w:szCs w:val="21"/>
+        </w:rPr>
+        <w:t>类</w:t>
+      </w:r>
+      <w:bookmarkEnd w:id="7"/>
+      <w:r>
+        <w:rPr>
+          <w:szCs w:val="21"/>
+        </w:rPr>
+        <w:t>任务（如只检裂缝或只检玻璃）和单</w:t>
+      </w:r>
+      <w:r>
+        <w:rPr>
+          <w:rFonts w:hint="eastAsia"/>
+          <w:szCs w:val="21"/>
+        </w:rPr>
+        <w:t>类</w:t>
+      </w:r>
+      <w:r>
+        <w:rPr>
+          <w:szCs w:val="21"/>
+        </w:rPr>
+        <w:t>图像的分析，未能形成一个面向多材质、多缺陷类型的统一处理与评估框架。</w:t>
+      </w:r>
+    </w:p>
+    <w:p>
+      <w:pPr>
+        <w:spacing w:beforeLines="50" w:before="120" w:afterLines="50" w:after="120" w:line="360" w:lineRule="exact"/>
+        <w:ind w:firstLineChars="200" w:firstLine="420"/>
+        <w:rPr>
+          <w:rFonts w:eastAsia="黑体"/>
+          <w:szCs w:val="21"/>
+        </w:rPr>
+      </w:pPr>
+      <w:r>
+        <w:rPr>
+          <w:rFonts w:ascii="Arial" w:eastAsia="黑体" w:hAnsi="Arial" w:cs="Arial"/>
+          <w:szCs w:val="21"/>
+        </w:rPr>
+        <w:t xml:space="preserve">1.2.3 </w:t>
+      </w:r>
+      <w:r>
+        <w:rPr>
+          <w:rFonts w:eastAsia="黑体"/>
+          <w:szCs w:val="21"/>
+        </w:rPr>
+        <w:t>AI Agent</w:t>
+      </w:r>
+      <w:r>
+        <w:rPr>
+          <w:rFonts w:eastAsia="黑体"/>
+          <w:szCs w:val="21"/>
+        </w:rPr>
+        <w:t>与</w:t>
+      </w:r>
+      <w:r>
+        <w:rPr>
+          <w:rFonts w:eastAsia="黑体"/>
+          <w:szCs w:val="21"/>
+        </w:rPr>
+        <w:t>LLM</w:t>
+      </w:r>
+      <w:r>
+        <w:rPr>
+          <w:rFonts w:eastAsia="黑体"/>
+          <w:szCs w:val="21"/>
+        </w:rPr>
+        <w:t>在</w:t>
+      </w:r>
+      <w:r>
+        <w:rPr>
+          <w:rFonts w:eastAsia="黑体" w:hint="eastAsia"/>
+          <w:szCs w:val="21"/>
+        </w:rPr>
+        <w:t>建筑结构韧性分析</w:t>
+      </w:r>
+      <w:r>
+        <w:rPr>
+          <w:rFonts w:eastAsia="黑体"/>
+          <w:szCs w:val="21"/>
+        </w:rPr>
+        <w:t>中的应用</w:t>
+      </w:r>
+    </w:p>
+    <w:p>
+      <w:pPr>
+        <w:spacing w:line="360" w:lineRule="exact"/>
+        <w:ind w:firstLineChars="200" w:firstLine="420"/>
+        <w:rPr>
+          <w:szCs w:val="21"/>
+        </w:rPr>
+      </w:pPr>
+      <w:r>
+        <w:rPr>
+          <w:szCs w:val="21"/>
+        </w:rPr>
+        <w:t>AI Agent</w:t>
+      </w:r>
+      <w:r>
+        <w:rPr>
+          <w:szCs w:val="21"/>
+        </w:rPr>
+        <w:t>是一种能够感知环境、自主规划并执行行动以实现目标的智能实体。</w:t>
+      </w:r>
+      <w:r>
+        <w:rPr>
+          <w:szCs w:val="21"/>
+        </w:rPr>
+        <w:t>Yao</w:t>
+      </w:r>
+      <w:r>
+        <w:rPr>
+          <w:szCs w:val="21"/>
+        </w:rPr>
+        <w:t>在其研究中阐述了语言智能体从简单的下一词预测发展为能够执行复杂数字自动化任务的演进过程，这为构建能够调度多个视觉分析工具的</w:t>
+      </w:r>
+      <w:r>
+        <w:rPr>
+          <w:szCs w:val="21"/>
+        </w:rPr>
+        <w:t>Agent</w:t>
+      </w:r>
+      <w:r>
+        <w:rPr>
+          <w:szCs w:val="21"/>
+        </w:rPr>
+        <w:t>系统提供了理论基础</w:t>
+      </w:r>
+      <w:r>
+        <w:rPr>
+          <w:szCs w:val="21"/>
+          <w:vertAlign w:val="superscript"/>
+        </w:rPr>
+        <w:t>[</w:t>
+      </w:r>
+      <w:r>
+        <w:rPr>
+          <w:szCs w:val="21"/>
+          <w:vertAlign w:val="superscript"/>
+        </w:rPr>
+        <w:t>13</w:t>
+      </w:r>
+      <w:r>
+        <w:rPr>
+          <w:szCs w:val="21"/>
+          <w:vertAlign w:val="superscript"/>
+        </w:rPr>
+        <w:t>]</w:t>
+      </w:r>
+      <w:r>
+        <w:rPr>
+          <w:szCs w:val="21"/>
+        </w:rPr>
+        <w:t>。在工程系统优化领域，</w:t>
+      </w:r>
+      <w:r>
+        <w:rPr>
+          <w:szCs w:val="21"/>
+        </w:rPr>
+        <w:t>Anwar</w:t>
+      </w:r>
+      <w:r>
+        <w:rPr>
+          <w:szCs w:val="21"/>
+        </w:rPr>
+        <w:t>和</w:t>
+      </w:r>
+      <w:r>
+        <w:rPr>
+          <w:szCs w:val="21"/>
+        </w:rPr>
+        <w:t>Akber</w:t>
+      </w:r>
+      <w:r>
+        <w:rPr>
+          <w:szCs w:val="21"/>
+        </w:rPr>
+        <w:t>已经探索了使用多智能体深度强化学习来优化建筑结构的韧性，并考虑了功能性的交互，这证明了多智能体框架在解决复杂工程系统评估与优化问题上的可行性</w:t>
+      </w:r>
+      <w:r>
+        <w:rPr>
+          <w:szCs w:val="21"/>
+          <w:vertAlign w:val="superscript"/>
+        </w:rPr>
+        <w:t>[</w:t>
+      </w:r>
+      <w:r>
+        <w:rPr>
+          <w:szCs w:val="21"/>
+          <w:vertAlign w:val="superscript"/>
+        </w:rPr>
+        <w:t>14</w:t>
+      </w:r>
+      <w:r>
+        <w:rPr>
+          <w:szCs w:val="21"/>
+          <w:vertAlign w:val="superscript"/>
+        </w:rPr>
+        <w:t>]</w:t>
+      </w:r>
+      <w:r>
+        <w:rPr>
+          <w:szCs w:val="21"/>
+        </w:rPr>
+        <w:t>。同时，大型语言模型（</w:t>
+      </w:r>
+      <w:r>
+        <w:rPr>
+          <w:szCs w:val="21"/>
+        </w:rPr>
+        <w:t>LLM</w:t>
+      </w:r>
+      <w:r>
+        <w:rPr>
+          <w:szCs w:val="21"/>
+        </w:rPr>
+        <w:t>）展现出惊人的自然语言理解、逻辑推理与文本生成能力。将</w:t>
+      </w:r>
+      <w:r>
+        <w:rPr>
+          <w:szCs w:val="21"/>
+        </w:rPr>
+        <w:t>LLM</w:t>
+      </w:r>
+      <w:r>
+        <w:rPr>
+          <w:szCs w:val="21"/>
+        </w:rPr>
+        <w:t>作为</w:t>
+      </w:r>
+      <w:r>
+        <w:rPr>
+          <w:szCs w:val="21"/>
+        </w:rPr>
+        <w:t>AI Agent</w:t>
+      </w:r>
+      <w:r>
+        <w:rPr>
+          <w:szCs w:val="21"/>
+        </w:rPr>
+        <w:t>的</w:t>
+      </w:r>
+      <w:r>
+        <w:rPr>
+          <w:szCs w:val="21"/>
+        </w:rPr>
+        <w:t>“</w:t>
+      </w:r>
+      <w:r>
+        <w:rPr>
+          <w:szCs w:val="21"/>
+        </w:rPr>
+        <w:t>核心决策器</w:t>
+      </w:r>
+      <w:r>
+        <w:rPr>
+          <w:szCs w:val="21"/>
+        </w:rPr>
+        <w:t>”</w:t>
+      </w:r>
+      <w:r>
+        <w:rPr>
+          <w:szCs w:val="21"/>
+        </w:rPr>
+        <w:t>或</w:t>
+      </w:r>
+      <w:r>
+        <w:rPr>
+          <w:szCs w:val="21"/>
+        </w:rPr>
+        <w:t>“</w:t>
+      </w:r>
+      <w:r>
+        <w:rPr>
+          <w:szCs w:val="21"/>
+        </w:rPr>
+        <w:t>报告生成器</w:t>
+      </w:r>
+      <w:r>
+        <w:rPr>
+          <w:szCs w:val="21"/>
+        </w:rPr>
+        <w:t>”</w:t>
+      </w:r>
+      <w:r>
+        <w:rPr>
+          <w:szCs w:val="21"/>
+        </w:rPr>
+        <w:t>，通过提示工程（</w:t>
+      </w:r>
+      <w:r>
+        <w:rPr>
+          <w:szCs w:val="21"/>
+        </w:rPr>
+        <w:t>Prompt Engineering</w:t>
+      </w:r>
+      <w:r>
+        <w:rPr>
+          <w:szCs w:val="21"/>
+        </w:rPr>
+        <w:t>）嵌入领域知识（如建筑规范、材料力学特性），使其能够整合来自多个计算机视觉模块的检测结果，并进行综合性的风险研判与报告撰写，已成为一个极具前景的研究方向。</w:t>
+      </w:r>
+    </w:p>
+    <w:p>
+      <w:pPr>
+        <w:spacing w:line="360" w:lineRule="exact"/>
+        <w:ind w:firstLineChars="200" w:firstLine="420"/>
+        <w:rPr>
+          <w:szCs w:val="21"/>
+        </w:rPr>
+      </w:pPr>
+      <w:r>
+        <w:rPr>
+          <w:szCs w:val="21"/>
+        </w:rPr>
+        <w:t>综上所述，</w:t>
+      </w:r>
+      <w:bookmarkStart w:id="8" w:name="_Hlk217750608"/>
+      <w:r>
+        <w:rPr>
+          <w:szCs w:val="21"/>
+        </w:rPr>
+        <w:t>国内外</w:t>
+      </w:r>
+      <w:bookmarkEnd w:id="8"/>
+      <w:r>
+        <w:rPr>
+          <w:szCs w:val="21"/>
+        </w:rPr>
+        <w:t>研究现状表明：</w:t>
+      </w:r>
+    </w:p>
+    <w:p>
+      <w:pPr>
+        <w:spacing w:line="360" w:lineRule="exact"/>
+        <w:ind w:firstLineChars="200" w:firstLine="420"/>
+        <w:rPr>
+          <w:szCs w:val="21"/>
+        </w:rPr>
+      </w:pPr>
+      <w:r>
+        <w:rPr>
+          <w:rFonts w:hint="eastAsia"/>
+          <w:szCs w:val="21"/>
+        </w:rPr>
+        <w:t xml:space="preserve">1. </w:t>
+      </w:r>
+      <w:r>
+        <w:rPr>
+          <w:szCs w:val="21"/>
+        </w:rPr>
+        <w:t>在数据采集与前期处理层面，无人机与多传感器融合技术已相对成熟，为系统提供了可靠的数据来源</w:t>
+      </w:r>
+      <w:r>
+        <w:rPr>
+          <w:szCs w:val="21"/>
+          <w:vertAlign w:val="superscript"/>
+        </w:rPr>
+        <w:t>[</w:t>
+      </w:r>
+      <w:r>
+        <w:rPr>
+          <w:szCs w:val="21"/>
+          <w:vertAlign w:val="superscript"/>
+        </w:rPr>
+        <w:t>4,</w:t>
+      </w:r>
+      <w:r>
+        <w:rPr>
+          <w:szCs w:val="21"/>
+          <w:vertAlign w:val="superscript"/>
+        </w:rPr>
+        <w:t xml:space="preserve"> </w:t>
+      </w:r>
+      <w:r>
+        <w:rPr>
+          <w:szCs w:val="21"/>
+          <w:vertAlign w:val="superscript"/>
+        </w:rPr>
+        <w:t>5,</w:t>
+      </w:r>
+      <w:r>
+        <w:rPr>
+          <w:szCs w:val="21"/>
+          <w:vertAlign w:val="superscript"/>
+        </w:rPr>
+        <w:t xml:space="preserve"> </w:t>
+      </w:r>
+      <w:r>
+        <w:rPr>
+          <w:szCs w:val="21"/>
+          <w:vertAlign w:val="superscript"/>
+        </w:rPr>
+        <w:t>6,</w:t>
+      </w:r>
+      <w:r>
+        <w:rPr>
+          <w:szCs w:val="21"/>
+          <w:vertAlign w:val="superscript"/>
+        </w:rPr>
+        <w:t xml:space="preserve"> </w:t>
+      </w:r>
+      <w:r>
+        <w:rPr>
+          <w:szCs w:val="21"/>
+          <w:vertAlign w:val="superscript"/>
+        </w:rPr>
+        <w:t>7</w:t>
+      </w:r>
+      <w:r>
+        <w:rPr>
+          <w:szCs w:val="21"/>
+          <w:vertAlign w:val="superscript"/>
+        </w:rPr>
+        <w:t>]</w:t>
+      </w:r>
+      <w:r>
+        <w:rPr>
+          <w:szCs w:val="21"/>
+        </w:rPr>
+        <w:t>。</w:t>
+      </w:r>
+    </w:p>
+    <w:p>
+      <w:pPr>
+        <w:spacing w:line="360" w:lineRule="exact"/>
+        <w:ind w:firstLineChars="200" w:firstLine="420"/>
+        <w:rPr>
+          <w:szCs w:val="21"/>
+        </w:rPr>
+      </w:pPr>
+      <w:r>
+        <w:rPr>
+          <w:rFonts w:hint="eastAsia"/>
+          <w:szCs w:val="21"/>
+        </w:rPr>
+        <w:t xml:space="preserve">2. </w:t>
+      </w:r>
+      <w:r>
+        <w:rPr>
+          <w:szCs w:val="21"/>
+        </w:rPr>
+        <w:t>在底层缺陷识别层面，基于深度学习的计算机视觉方法针对各类具体缺陷已取得较高精度的识别能力，为精细化评估提供了可能的技术组件</w:t>
+      </w:r>
+      <w:r>
+        <w:rPr>
+          <w:szCs w:val="21"/>
+          <w:vertAlign w:val="superscript"/>
+        </w:rPr>
+        <w:t>[</w:t>
+      </w:r>
+      <w:r>
+        <w:rPr>
+          <w:szCs w:val="21"/>
+          <w:vertAlign w:val="superscript"/>
+        </w:rPr>
+        <w:t>3,</w:t>
+      </w:r>
+      <w:r>
+        <w:rPr>
+          <w:szCs w:val="21"/>
+          <w:vertAlign w:val="superscript"/>
+        </w:rPr>
+        <w:t xml:space="preserve"> </w:t>
+      </w:r>
+      <w:r>
+        <w:rPr>
+          <w:szCs w:val="21"/>
+          <w:vertAlign w:val="superscript"/>
+        </w:rPr>
+        <w:t>8,</w:t>
+      </w:r>
+      <w:r>
+        <w:rPr>
+          <w:szCs w:val="21"/>
+          <w:vertAlign w:val="superscript"/>
+        </w:rPr>
+        <w:t xml:space="preserve"> </w:t>
+      </w:r>
+      <w:r>
+        <w:rPr>
+          <w:szCs w:val="21"/>
+          <w:vertAlign w:val="superscript"/>
+        </w:rPr>
+        <w:t>9,</w:t>
+      </w:r>
+      <w:r>
+        <w:rPr>
+          <w:szCs w:val="21"/>
+          <w:vertAlign w:val="superscript"/>
+        </w:rPr>
+        <w:t xml:space="preserve"> </w:t>
+      </w:r>
+      <w:r>
+        <w:rPr>
+          <w:szCs w:val="21"/>
+          <w:vertAlign w:val="superscript"/>
+        </w:rPr>
+        <w:t>12</w:t>
+      </w:r>
+      <w:r>
+        <w:rPr>
+          <w:szCs w:val="21"/>
+          <w:vertAlign w:val="superscript"/>
+        </w:rPr>
+        <w:t>]</w:t>
+      </w:r>
+      <w:r>
+        <w:rPr>
+          <w:szCs w:val="21"/>
+        </w:rPr>
+        <w:t>。</w:t>
+      </w:r>
+    </w:p>
+    <w:p>
+      <w:pPr>
+        <w:spacing w:line="360" w:lineRule="exact"/>
+        <w:ind w:firstLineChars="200" w:firstLine="420"/>
+        <w:rPr>
+          <w:szCs w:val="21"/>
+        </w:rPr>
+      </w:pPr>
+      <w:r>
+        <w:rPr>
+          <w:rFonts w:hint="eastAsia"/>
+          <w:szCs w:val="21"/>
+        </w:rPr>
+        <w:t xml:space="preserve">3. </w:t>
+      </w:r>
+      <w:r>
+        <w:rPr>
+          <w:szCs w:val="21"/>
+        </w:rPr>
+        <w:t>在系统集成与高层智能层面，尽管已有研究开始探索多智能体在结构优化中的应用</w:t>
+      </w:r>
+      <w:r>
+        <w:rPr>
+          <w:szCs w:val="21"/>
+          <w:vertAlign w:val="superscript"/>
+        </w:rPr>
+        <w:t>[</w:t>
+      </w:r>
+      <w:r>
+        <w:rPr>
+          <w:szCs w:val="21"/>
+          <w:vertAlign w:val="superscript"/>
+        </w:rPr>
+        <w:t>14</w:t>
+      </w:r>
+      <w:r>
+        <w:rPr>
+          <w:szCs w:val="21"/>
+          <w:vertAlign w:val="superscript"/>
+        </w:rPr>
+        <w:t>]</w:t>
+      </w:r>
+      <w:r>
+        <w:rPr>
+          <w:szCs w:val="21"/>
+        </w:rPr>
+        <w:t>以及</w:t>
+      </w:r>
+      <w:r>
+        <w:rPr>
+          <w:szCs w:val="21"/>
+        </w:rPr>
+        <w:t>LLM</w:t>
+      </w:r>
+      <w:r>
+        <w:rPr>
+          <w:szCs w:val="21"/>
+        </w:rPr>
+        <w:t>的自动化潜力</w:t>
+      </w:r>
+      <w:r>
+        <w:rPr>
+          <w:szCs w:val="21"/>
+          <w:vertAlign w:val="superscript"/>
+        </w:rPr>
+        <w:t>[</w:t>
+      </w:r>
+      <w:r>
+        <w:rPr>
+          <w:szCs w:val="21"/>
+          <w:vertAlign w:val="superscript"/>
+        </w:rPr>
+        <w:t>13</w:t>
+      </w:r>
+      <w:r>
+        <w:rPr>
+          <w:szCs w:val="21"/>
+          <w:vertAlign w:val="superscript"/>
+        </w:rPr>
+        <w:t>]</w:t>
+      </w:r>
+      <w:r>
+        <w:rPr>
+          <w:szCs w:val="21"/>
+        </w:rPr>
+        <w:t>，但现有工作尚存明显空白：缺乏一个端到端的软件系统，能够将海量幕墙图像的批量处理、多材质分类、多类型缺陷的并行检测、以及基于领域知识的综合韧性评估与报告生成全流程自动化、智能化地贯通起来。</w:t>
+      </w:r>
+    </w:p>
+    <w:p>
+      <w:pPr>
+        <w:spacing w:line="360" w:lineRule="exact"/>
+        <w:ind w:firstLineChars="200" w:firstLine="420"/>
+        <w:rPr>
+          <w:szCs w:val="21"/>
+        </w:rPr>
+      </w:pPr>
+      <w:r>
+        <w:rPr>
+          <w:szCs w:val="21"/>
+        </w:rPr>
+        <w:t>本课题的创新点在于：提出并实践将模块化的计算机视觉检测能力、具备任务编排功能的</w:t>
+      </w:r>
+      <w:r>
+        <w:rPr>
+          <w:szCs w:val="21"/>
+        </w:rPr>
+        <w:t>AI Agent</w:t>
+      </w:r>
+      <w:r>
+        <w:rPr>
+          <w:szCs w:val="21"/>
+        </w:rPr>
+        <w:t>架构</w:t>
+      </w:r>
+      <w:r>
+        <w:rPr>
+          <w:rFonts w:hint="eastAsia"/>
+          <w:szCs w:val="21"/>
+        </w:rPr>
+        <w:t>和</w:t>
+      </w:r>
+      <w:r>
+        <w:rPr>
+          <w:szCs w:val="21"/>
+        </w:rPr>
+        <w:t>基于</w:t>
+      </w:r>
+      <w:r>
+        <w:rPr>
+          <w:szCs w:val="21"/>
+        </w:rPr>
+        <w:t>LLM</w:t>
+      </w:r>
+      <w:r>
+        <w:rPr>
+          <w:szCs w:val="21"/>
+        </w:rPr>
+        <w:t>的智能推理与报告生成模块三者深度融合，构建一个完整的、面向工程实践的建筑幕墙韧性评估软件系统。</w:t>
+      </w:r>
+    </w:p>
+    <w:p>
+      <w:pPr>
+        <w:spacing w:beforeLines="50" w:before="120" w:afterLines="50" w:after="120" w:line="360" w:lineRule="exact"/>
+        <w:rPr>
+          <w:rFonts w:ascii="Arial" w:eastAsia="黑体" w:hAnsi="Arial" w:cs="Arial"/>
+          <w:b/>
+          <w:bCs/>
+          <w:szCs w:val="21"/>
+        </w:rPr>
+      </w:pPr>
+      <w:bookmarkStart w:id="9" w:name="_Hlk217757886"/>
+      <w:r>
+        <w:rPr>
+          <w:rFonts w:ascii="Arial" w:eastAsia="黑体" w:hAnsi="Arial" w:cs="Arial"/>
+          <w:b/>
+          <w:bCs/>
+          <w:szCs w:val="21"/>
+        </w:rPr>
+        <w:t>1.</w:t>
+      </w:r>
+      <w:r>
+        <w:rPr>
+          <w:rFonts w:ascii="Arial" w:eastAsia="黑体" w:hAnsi="Arial" w:cs="Arial"/>
+          <w:b/>
+          <w:bCs/>
+          <w:szCs w:val="21"/>
+        </w:rPr>
+        <w:t>3</w:t>
+      </w:r>
       <w:r>
         <w:rPr>
           <w:rFonts w:ascii="Arial" w:eastAsia="黑体" w:hAnsi="Arial" w:cs="Arial" w:hint="eastAsia"/>
@@ -1659,18 +2890,528 @@
           <w:bCs/>
           <w:szCs w:val="21"/>
         </w:rPr>
+        <w:t xml:space="preserve"> </w:t>
+      </w:r>
+      <w:r>
+        <w:rPr>
+          <w:rFonts w:ascii="Arial" w:eastAsia="黑体" w:hAnsi="Arial" w:cs="Arial" w:hint="eastAsia"/>
+          <w:b/>
+          <w:bCs/>
+          <w:szCs w:val="21"/>
+        </w:rPr>
+        <w:t>课题研究意义与价值</w:t>
+      </w:r>
+    </w:p>
+    <w:bookmarkEnd w:id="9"/>
+    <w:p>
+      <w:pPr>
+        <w:spacing w:beforeLines="50" w:before="120" w:afterLines="50" w:after="120" w:line="360" w:lineRule="exact"/>
+        <w:ind w:firstLineChars="200" w:firstLine="420"/>
+        <w:rPr>
+          <w:rFonts w:ascii="Arial" w:eastAsia="黑体" w:hAnsi="Arial" w:cs="Arial"/>
+          <w:szCs w:val="21"/>
+        </w:rPr>
+      </w:pPr>
+      <w:r>
+        <w:rPr>
+          <w:rFonts w:ascii="Arial" w:eastAsia="黑体" w:hAnsi="Arial" w:cs="Arial"/>
+          <w:szCs w:val="21"/>
+        </w:rPr>
+        <w:t xml:space="preserve">1.3.1 </w:t>
+      </w:r>
+      <w:r>
+        <w:rPr>
+          <w:rFonts w:ascii="Arial" w:eastAsia="黑体" w:hAnsi="Arial" w:cs="Arial"/>
+          <w:szCs w:val="21"/>
+        </w:rPr>
+        <w:t>理论意义</w:t>
+      </w:r>
+    </w:p>
+    <w:p>
+      <w:pPr>
+        <w:spacing w:line="360" w:lineRule="exact"/>
+        <w:ind w:firstLineChars="200" w:firstLine="420"/>
+        <w:rPr>
+          <w:szCs w:val="21"/>
+        </w:rPr>
+      </w:pPr>
+      <w:bookmarkStart w:id="10" w:name="_Hlk217758027"/>
+      <w:r>
+        <w:rPr>
+          <w:szCs w:val="21"/>
+        </w:rPr>
         <w:t>本课题</w:t>
       </w:r>
-      <w:r>
+      <w:bookmarkEnd w:id="10"/>
+      <w:r>
+        <w:rPr>
+          <w:szCs w:val="21"/>
+        </w:rPr>
+        <w:t>探索了</w:t>
+      </w:r>
+      <w:r>
+        <w:rPr>
+          <w:szCs w:val="21"/>
+        </w:rPr>
+        <w:t>AI Agent</w:t>
+      </w:r>
+      <w:r>
+        <w:rPr>
+          <w:szCs w:val="21"/>
+        </w:rPr>
+        <w:t>在建筑工程这一垂直领域的具体应用范式。通过</w:t>
+      </w:r>
+      <w:r>
+        <w:rPr>
+          <w:rFonts w:hint="eastAsia"/>
+          <w:szCs w:val="21"/>
+        </w:rPr>
+        <w:t>研究和</w:t>
+      </w:r>
+      <w:r>
+        <w:rPr>
+          <w:szCs w:val="21"/>
+        </w:rPr>
+        <w:t>设计一个能够协调调度多个专业视觉分析模型、并利用</w:t>
+      </w:r>
+      <w:r>
+        <w:rPr>
+          <w:szCs w:val="21"/>
+        </w:rPr>
+        <w:t>LLM</w:t>
+      </w:r>
+      <w:r>
+        <w:rPr>
+          <w:szCs w:val="21"/>
+        </w:rPr>
+        <w:t>进行高层语义理解和决策的智能体系统，为多模态感知、任务分解、知识融合与决策生成一体化智能系统的设计与实现提供了有</w:t>
+      </w:r>
+      <w:r>
+        <w:rPr>
+          <w:szCs w:val="21"/>
+        </w:rPr>
+        <w:lastRenderedPageBreak/>
+        <w:t>价值的案例研究，丰富了</w:t>
+      </w:r>
+      <w:r>
+        <w:rPr>
+          <w:szCs w:val="21"/>
+        </w:rPr>
+        <w:t>AI for Science</w:t>
+      </w:r>
+      <w:r>
+        <w:rPr>
+          <w:szCs w:val="21"/>
+        </w:rPr>
+        <w:t>（</w:t>
+      </w:r>
+      <w:r>
+        <w:rPr>
+          <w:szCs w:val="21"/>
+        </w:rPr>
+        <w:t>AI4S</w:t>
+      </w:r>
+      <w:r>
+        <w:rPr>
+          <w:szCs w:val="21"/>
+        </w:rPr>
+        <w:t>）和</w:t>
+      </w:r>
+      <w:r>
+        <w:rPr>
+          <w:szCs w:val="21"/>
+        </w:rPr>
+        <w:t>AI for Engineering</w:t>
+      </w:r>
+      <w:r>
+        <w:rPr>
+          <w:szCs w:val="21"/>
+        </w:rPr>
+        <w:t>（</w:t>
+      </w:r>
+      <w:r>
+        <w:rPr>
+          <w:szCs w:val="21"/>
+        </w:rPr>
+        <w:t>AI4E</w:t>
+      </w:r>
+      <w:r>
+        <w:rPr>
+          <w:szCs w:val="21"/>
+        </w:rPr>
+        <w:t>）在土木建筑信息化领域的实践。</w:t>
+      </w:r>
+    </w:p>
+    <w:p>
+      <w:pPr>
+        <w:spacing w:beforeLines="50" w:before="120" w:afterLines="50" w:after="120" w:line="360" w:lineRule="exact"/>
+        <w:ind w:firstLineChars="200" w:firstLine="420"/>
+        <w:rPr>
+          <w:rFonts w:ascii="Arial" w:eastAsia="黑体" w:hAnsi="Arial" w:cs="Arial"/>
+          <w:szCs w:val="21"/>
+        </w:rPr>
+      </w:pPr>
+      <w:r>
+        <w:rPr>
+          <w:rFonts w:ascii="Arial" w:eastAsia="黑体" w:hAnsi="Arial" w:cs="Arial"/>
+          <w:szCs w:val="21"/>
+        </w:rPr>
+        <w:t>1.</w:t>
+      </w:r>
+      <w:r>
+        <w:rPr>
+          <w:rFonts w:ascii="Arial" w:eastAsia="黑体" w:hAnsi="Arial" w:cs="Arial"/>
+          <w:szCs w:val="21"/>
+        </w:rPr>
+        <w:t>3.2</w:t>
+      </w:r>
+      <w:r>
+        <w:rPr>
+          <w:rFonts w:ascii="Arial" w:eastAsia="黑体" w:hAnsi="Arial" w:cs="Arial"/>
+          <w:szCs w:val="21"/>
+        </w:rPr>
+        <w:t xml:space="preserve"> </w:t>
+      </w:r>
+      <w:bookmarkStart w:id="11" w:name="_Hlk217758043"/>
+      <w:bookmarkStart w:id="12" w:name="_Hlk217758044"/>
+      <w:r>
+        <w:rPr>
+          <w:rFonts w:ascii="Arial" w:eastAsia="黑体" w:hAnsi="Arial" w:cs="Arial" w:hint="eastAsia"/>
+          <w:szCs w:val="21"/>
+        </w:rPr>
+        <w:t>工程</w:t>
+      </w:r>
+      <w:r>
+        <w:rPr>
+          <w:rFonts w:ascii="Arial" w:eastAsia="黑体" w:hAnsi="Arial" w:cs="Arial"/>
+          <w:szCs w:val="21"/>
+        </w:rPr>
+        <w:t>实践价</w:t>
+      </w:r>
+      <w:bookmarkEnd w:id="11"/>
+      <w:r>
+        <w:rPr>
+          <w:rFonts w:ascii="Arial" w:eastAsia="黑体" w:hAnsi="Arial" w:cs="Arial"/>
+          <w:szCs w:val="21"/>
+        </w:rPr>
+        <w:t>值</w:t>
+      </w:r>
+      <w:bookmarkEnd w:id="12"/>
+    </w:p>
+    <w:p>
+      <w:pPr>
+        <w:spacing w:line="360" w:lineRule="exact"/>
+        <w:ind w:firstLineChars="200" w:firstLine="420"/>
+        <w:rPr>
+          <w:szCs w:val="21"/>
+        </w:rPr>
+      </w:pPr>
+      <w:r>
+        <w:rPr>
+          <w:szCs w:val="21"/>
+        </w:rPr>
+        <w:t>本课题</w:t>
+      </w:r>
+      <w:r>
+        <w:rPr>
+          <w:rFonts w:hint="eastAsia"/>
+          <w:szCs w:val="21"/>
+        </w:rPr>
+        <w:t>在</w:t>
+      </w:r>
+      <w:r>
+        <w:rPr>
+          <w:szCs w:val="21"/>
+        </w:rPr>
+        <w:t>工程实践</w:t>
+      </w:r>
+      <w:r>
+        <w:rPr>
+          <w:rFonts w:hint="eastAsia"/>
+          <w:szCs w:val="21"/>
+        </w:rPr>
+        <w:t>方面的</w:t>
+      </w:r>
+      <w:r>
+        <w:rPr>
+          <w:szCs w:val="21"/>
+        </w:rPr>
+        <w:t>价值</w:t>
+      </w:r>
+      <w:r>
+        <w:rPr>
+          <w:rFonts w:hint="eastAsia"/>
+          <w:szCs w:val="21"/>
+        </w:rPr>
+        <w:t>如下：</w:t>
+      </w:r>
+    </w:p>
+    <w:p>
+      <w:pPr>
+        <w:spacing w:line="360" w:lineRule="exact"/>
+        <w:ind w:firstLineChars="200" w:firstLine="422"/>
+        <w:rPr>
+          <w:b/>
+          <w:bCs/>
+          <w:szCs w:val="21"/>
+        </w:rPr>
+      </w:pPr>
+      <w:r>
+        <w:rPr>
+          <w:rFonts w:hint="eastAsia"/>
+          <w:b/>
+          <w:bCs/>
+          <w:szCs w:val="21"/>
+        </w:rPr>
+        <w:t xml:space="preserve">1. </w:t>
+      </w:r>
+      <w:r>
+        <w:rPr>
+          <w:b/>
+          <w:bCs/>
+          <w:szCs w:val="21"/>
+        </w:rPr>
+        <w:t>提升</w:t>
+      </w:r>
+      <w:r>
+        <w:rPr>
+          <w:rFonts w:hint="eastAsia"/>
+          <w:b/>
+          <w:bCs/>
+          <w:szCs w:val="21"/>
+        </w:rPr>
+        <w:t>幕墙韧性</w:t>
+      </w:r>
+      <w:r>
+        <w:rPr>
+          <w:b/>
+          <w:bCs/>
+          <w:szCs w:val="21"/>
+        </w:rPr>
+        <w:t>评估效率与客观性</w:t>
+      </w:r>
+    </w:p>
+    <w:p>
+      <w:pPr>
+        <w:spacing w:line="360" w:lineRule="exact"/>
+        <w:ind w:firstLineChars="200" w:firstLine="420"/>
+        <w:rPr>
+          <w:szCs w:val="21"/>
+        </w:rPr>
+      </w:pPr>
+      <w:r>
+        <w:rPr>
+          <w:szCs w:val="21"/>
+        </w:rPr>
+        <w:t>实现海量无人机或固定摄像头采集图像的全自动批量化处理与智能分析，极大减少对人力的依赖，提高评估效率，并通过算法模型保证评估标准的客观与一致。</w:t>
+      </w:r>
+    </w:p>
+    <w:p>
+      <w:pPr>
+        <w:spacing w:line="360" w:lineRule="exact"/>
+        <w:ind w:firstLineChars="200" w:firstLine="422"/>
+        <w:rPr>
+          <w:b/>
+          <w:bCs/>
+          <w:szCs w:val="21"/>
+        </w:rPr>
+      </w:pPr>
+      <w:r>
+        <w:rPr>
+          <w:rFonts w:hint="eastAsia"/>
+          <w:b/>
+          <w:bCs/>
+          <w:szCs w:val="21"/>
+        </w:rPr>
+        <w:t xml:space="preserve">2. </w:t>
+      </w:r>
+      <w:r>
+        <w:rPr>
+          <w:b/>
+          <w:bCs/>
+          <w:szCs w:val="21"/>
+        </w:rPr>
+        <w:t>推动运维决策科学化</w:t>
+      </w:r>
+    </w:p>
+    <w:p>
+      <w:pPr>
+        <w:spacing w:line="360" w:lineRule="exact"/>
+        <w:ind w:firstLineChars="200" w:firstLine="420"/>
+        <w:rPr>
+          <w:szCs w:val="21"/>
+        </w:rPr>
+      </w:pPr>
+      <w:r>
+        <w:rPr>
+          <w:szCs w:val="21"/>
+        </w:rPr>
+        <w:t>生成的综合性韧性评估报告，不仅罗列缺陷，更评估其整体影响，为建筑资产管理方提供数据驱动的、结构化的决策支持。</w:t>
+      </w:r>
+    </w:p>
+    <w:p>
+      <w:pPr>
+        <w:spacing w:line="360" w:lineRule="exact"/>
+        <w:ind w:firstLineChars="200" w:firstLine="422"/>
+        <w:rPr>
+          <w:b/>
+          <w:bCs/>
+          <w:szCs w:val="21"/>
+        </w:rPr>
+      </w:pPr>
+      <w:r>
+        <w:rPr>
+          <w:rFonts w:hint="eastAsia"/>
+          <w:b/>
+          <w:bCs/>
+          <w:szCs w:val="21"/>
+        </w:rPr>
+        <w:t xml:space="preserve">3. </w:t>
+      </w:r>
+      <w:r>
+        <w:rPr>
+          <w:b/>
+          <w:bCs/>
+          <w:szCs w:val="21"/>
+        </w:rPr>
+        <w:t>促进建筑运维智能化转型</w:t>
+      </w:r>
+    </w:p>
+    <w:p>
+      <w:pPr>
+        <w:spacing w:line="360" w:lineRule="exact"/>
+        <w:ind w:firstLineChars="200" w:firstLine="420"/>
+        <w:rPr>
+          <w:szCs w:val="21"/>
+        </w:rPr>
+      </w:pPr>
+      <w:r>
+        <w:rPr>
+          <w:szCs w:val="21"/>
+        </w:rPr>
+        <w:t>本系统可作为</w:t>
+      </w:r>
+      <w:r>
+        <w:rPr>
+          <w:rFonts w:hint="eastAsia"/>
+          <w:szCs w:val="21"/>
+        </w:rPr>
+        <w:t>数字</w:t>
+      </w:r>
+      <w:r>
+        <w:rPr>
+          <w:szCs w:val="21"/>
+        </w:rPr>
+        <w:t>建筑智慧</w:t>
+      </w:r>
+      <w:r>
+        <w:rPr>
+          <w:rFonts w:hint="eastAsia"/>
+          <w:szCs w:val="21"/>
+        </w:rPr>
+        <w:t>幕墙</w:t>
+      </w:r>
+      <w:r>
+        <w:rPr>
+          <w:szCs w:val="21"/>
+        </w:rPr>
+        <w:t>运维平台中的一个核心智能分析组件，为构建更全面的建筑生命期健康管理生态系统提供关键技术支撑。</w:t>
+      </w:r>
+    </w:p>
+    <w:p>
+      <w:pPr>
+        <w:spacing w:beforeLines="50" w:before="120" w:afterLines="50" w:after="120" w:line="360" w:lineRule="exact"/>
+        <w:rPr>
+          <w:rFonts w:ascii="黑体" w:eastAsia="黑体"/>
+          <w:sz w:val="24"/>
+          <w:szCs w:val="24"/>
+        </w:rPr>
+      </w:pPr>
+      <w:r>
+        <w:rPr>
+          <w:rFonts w:ascii="黑体" w:eastAsia="黑体" w:hint="eastAsia"/>
+          <w:sz w:val="28"/>
+        </w:rPr>
+        <w:t>二、毕业设计（论文）方案介绍</w:t>
+      </w:r>
+      <w:r>
+        <w:rPr>
+          <w:rFonts w:ascii="黑体" w:eastAsia="黑体" w:hint="eastAsia"/>
+          <w:sz w:val="24"/>
+          <w:szCs w:val="24"/>
+        </w:rPr>
+        <w:t>（主要内容）</w:t>
+      </w:r>
+    </w:p>
+    <w:p>
+      <w:pPr>
+        <w:spacing w:line="360" w:lineRule="exact"/>
+        <w:ind w:firstLineChars="200" w:firstLine="420"/>
+        <w:rPr>
+          <w:szCs w:val="21"/>
+        </w:rPr>
+      </w:pPr>
+      <w:bookmarkStart w:id="13" w:name="_Hlk216174416"/>
+      <w:bookmarkStart w:id="14" w:name="_Hlk216174395"/>
+      <w:r>
+        <w:rPr>
+          <w:szCs w:val="21"/>
+        </w:rPr>
+        <w:t>本次毕业设计主要研究面向整体建筑幕墙的韧性智能评估软件系统的构建问题。即通过对单栋建筑的海量幕墙图像进行自动化批处理与智能分析，实现幕墙材质分类、韧性指标检测、基于</w:t>
+      </w:r>
+      <w:r>
+        <w:rPr>
+          <w:szCs w:val="21"/>
+        </w:rPr>
+        <w:t>AI Agent</w:t>
+      </w:r>
+      <w:r>
+        <w:rPr>
+          <w:szCs w:val="21"/>
+        </w:rPr>
+        <w:t>的多源结果整合与最终</w:t>
+      </w:r>
+      <w:bookmarkStart w:id="15" w:name="_Hlk216179290"/>
+      <w:r>
+        <w:rPr>
+          <w:rFonts w:hint="eastAsia"/>
+          <w:szCs w:val="21"/>
+        </w:rPr>
+        <w:t>韧性</w:t>
+      </w:r>
+      <w:r>
+        <w:rPr>
+          <w:szCs w:val="21"/>
+        </w:rPr>
+        <w:t>评估报告生成</w:t>
+      </w:r>
+      <w:bookmarkEnd w:id="15"/>
+      <w:r>
+        <w:rPr>
+          <w:szCs w:val="21"/>
+        </w:rPr>
+        <w:t>。本次毕业设计的重点研究内容如下：</w:t>
+      </w:r>
+    </w:p>
+    <w:p>
+      <w:pPr>
+        <w:spacing w:beforeLines="50" w:before="120" w:afterLines="50" w:after="120" w:line="360" w:lineRule="exact"/>
         <w:rPr>
           <w:rFonts w:ascii="Arial" w:eastAsia="黑体" w:hAnsi="Arial" w:cs="Arial"/>
           <w:b/>
           <w:bCs/>
           <w:szCs w:val="21"/>
         </w:rPr>
-        <w:t>国内外相关研究</w:t>
-      </w:r>
-      <w:bookmarkEnd w:id="6"/>
+      </w:pPr>
+      <w:r>
+        <w:rPr>
+          <w:rFonts w:ascii="Arial" w:eastAsia="黑体" w:hAnsi="Arial" w:cs="Arial"/>
+          <w:b/>
+          <w:bCs/>
+          <w:szCs w:val="21"/>
+        </w:rPr>
+        <w:t>1.</w:t>
+      </w:r>
       <w:r>
         <w:rPr>
           <w:rFonts w:ascii="Arial" w:eastAsia="黑体" w:hAnsi="Arial" w:cs="Arial" w:hint="eastAsia"/>
@@ -1678,1202 +3419,43 @@
           <w:bCs/>
           <w:szCs w:val="21"/>
         </w:rPr>
-        <w:t>概述</w:t>
-      </w:r>
-    </w:p>
-    <w:bookmarkEnd w:id="5"/>
-    <w:p>
-      <w:pPr>
-        <w:spacing w:beforeLines="50" w:before="120" w:afterLines="50" w:after="120" w:line="360" w:lineRule="exact"/>
-        <w:ind w:firstLineChars="200" w:firstLine="420"/>
-        <w:rPr>
-          <w:rFonts w:ascii="Arial" w:eastAsia="黑体" w:hAnsi="Arial" w:cs="Arial"/>
-          <w:szCs w:val="21"/>
-        </w:rPr>
-      </w:pPr>
-      <w:r>
-        <w:rPr>
-          <w:rFonts w:ascii="Arial" w:eastAsia="黑体" w:hAnsi="Arial" w:cs="Arial"/>
-          <w:szCs w:val="21"/>
-        </w:rPr>
-        <w:t xml:space="preserve">1.2.1 </w:t>
-      </w:r>
-      <w:r>
-        <w:rPr>
-          <w:rFonts w:ascii="Arial" w:eastAsia="黑体" w:hAnsi="Arial" w:cs="Arial"/>
-          <w:szCs w:val="21"/>
-        </w:rPr>
-        <w:t>建筑幕墙检测与评估的传统方法</w:t>
-      </w:r>
-    </w:p>
-    <w:p>
-      <w:pPr>
-        <w:spacing w:line="360" w:lineRule="exact"/>
-        <w:ind w:firstLineChars="200" w:firstLine="420"/>
-        <w:rPr>
-          <w:szCs w:val="21"/>
-        </w:rPr>
-      </w:pPr>
-      <w:r>
-        <w:rPr>
-          <w:szCs w:val="21"/>
-        </w:rPr>
-        <w:t>传统的幕墙评估高度依赖人工现场勘查，其标准化程度低且效率受限。随着技术进步，无人机（</w:t>
-      </w:r>
-      <w:r>
-        <w:rPr>
-          <w:szCs w:val="21"/>
-        </w:rPr>
-        <w:t>UAV</w:t>
-      </w:r>
-      <w:r>
-        <w:rPr>
-          <w:szCs w:val="21"/>
-        </w:rPr>
-        <w:t>）因其灵活、高效、可覆盖高空区域的优势，已成为建筑立面检测数据采集的核心工具。</w:t>
-      </w:r>
-      <w:r>
-        <w:rPr>
-          <w:szCs w:val="21"/>
-        </w:rPr>
-        <w:t>Freimuth</w:t>
-      </w:r>
-      <w:r>
-        <w:rPr>
-          <w:szCs w:val="21"/>
-        </w:rPr>
-        <w:t>和</w:t>
-      </w:r>
-      <w:r>
-        <w:rPr>
-          <w:szCs w:val="21"/>
-        </w:rPr>
-        <w:t>König</w:t>
-      </w:r>
-      <w:r>
-        <w:rPr>
-          <w:szCs w:val="21"/>
-        </w:rPr>
-        <w:t>系统研究了利用</w:t>
-      </w:r>
-      <w:r>
-        <w:rPr>
-          <w:szCs w:val="21"/>
-        </w:rPr>
-        <w:t>UAV</w:t>
-      </w:r>
-      <w:r>
-        <w:rPr>
-          <w:szCs w:val="21"/>
-        </w:rPr>
-        <w:t>进行建筑检查的规划与执行流程，奠定了自动化数据采集的基础</w:t>
-      </w:r>
-      <w:r>
-        <w:rPr>
-          <w:szCs w:val="21"/>
-          <w:vertAlign w:val="superscript"/>
-        </w:rPr>
-        <w:t>[</w:t>
-      </w:r>
-      <w:r>
-        <w:rPr>
-          <w:szCs w:val="21"/>
-          <w:vertAlign w:val="superscript"/>
-        </w:rPr>
-        <w:t>4</w:t>
-      </w:r>
-      <w:r>
-        <w:rPr>
-          <w:szCs w:val="21"/>
-          <w:vertAlign w:val="superscript"/>
-        </w:rPr>
-        <w:t>]</w:t>
-      </w:r>
-      <w:r>
-        <w:rPr>
-          <w:szCs w:val="21"/>
-        </w:rPr>
-        <w:t>。在此基础上，研究进一步向定量化与多模态融合方向发展。例如，</w:t>
-      </w:r>
-      <w:r>
-        <w:rPr>
-          <w:szCs w:val="21"/>
-        </w:rPr>
-        <w:t>Li</w:t>
-      </w:r>
-      <w:r>
-        <w:rPr>
-          <w:szCs w:val="21"/>
-        </w:rPr>
-        <w:t>等人利用无人机红外热像技术，通过集成双重注意力机制的两阶段网络，实现了建筑立面上脱粘缺陷的定量化识别，展现了多模态数据在发现隐蔽问题上的潜力</w:t>
-      </w:r>
-      <w:r>
-        <w:rPr>
-          <w:szCs w:val="21"/>
-          <w:vertAlign w:val="superscript"/>
-        </w:rPr>
-        <w:t>[</w:t>
-      </w:r>
-      <w:r>
-        <w:rPr>
-          <w:szCs w:val="21"/>
-          <w:vertAlign w:val="superscript"/>
-        </w:rPr>
-        <w:t>5</w:t>
-      </w:r>
-      <w:r>
-        <w:rPr>
-          <w:szCs w:val="21"/>
-          <w:vertAlign w:val="superscript"/>
-        </w:rPr>
-        <w:t>]</w:t>
-      </w:r>
-      <w:r>
-        <w:rPr>
-          <w:szCs w:val="21"/>
-        </w:rPr>
-        <w:t>。</w:t>
-      </w:r>
-      <w:r>
-        <w:rPr>
-          <w:szCs w:val="21"/>
-        </w:rPr>
-        <w:t>Zhang</w:t>
-      </w:r>
-      <w:r>
-        <w:rPr>
-          <w:szCs w:val="21"/>
-        </w:rPr>
-        <w:t>等人研究了如何将无人机图像与</w:t>
-      </w:r>
-      <w:r>
-        <w:rPr>
-          <w:szCs w:val="21"/>
-        </w:rPr>
-        <w:t>BIM</w:t>
-      </w:r>
-      <w:r>
-        <w:rPr>
-          <w:szCs w:val="21"/>
-        </w:rPr>
-        <w:t>模型进行自动化配准，为检测发现的缺陷在三维建筑信息模型中实现精确定位与管理提供了关键技术路径，推动了检测结果从</w:t>
-      </w:r>
-      <w:r>
-        <w:rPr>
-          <w:szCs w:val="21"/>
-        </w:rPr>
-        <w:t>“</w:t>
-      </w:r>
-      <w:r>
-        <w:rPr>
-          <w:szCs w:val="21"/>
-        </w:rPr>
-        <w:t>二维图片</w:t>
-      </w:r>
-      <w:r>
-        <w:rPr>
-          <w:szCs w:val="21"/>
-        </w:rPr>
-        <w:t>”</w:t>
-      </w:r>
-      <w:r>
-        <w:rPr>
-          <w:szCs w:val="21"/>
-        </w:rPr>
-        <w:t>到</w:t>
-      </w:r>
-      <w:r>
-        <w:rPr>
-          <w:szCs w:val="21"/>
-        </w:rPr>
-        <w:t>“</w:t>
-      </w:r>
-      <w:r>
-        <w:rPr>
-          <w:szCs w:val="21"/>
-        </w:rPr>
-        <w:t>三维资</w:t>
-      </w:r>
-      <w:r>
-        <w:rPr>
-          <w:szCs w:val="21"/>
-        </w:rPr>
-        <w:lastRenderedPageBreak/>
-        <w:t>产</w:t>
-      </w:r>
-      <w:r>
-        <w:rPr>
-          <w:szCs w:val="21"/>
-        </w:rPr>
-        <w:t>”</w:t>
-      </w:r>
-      <w:r>
-        <w:rPr>
-          <w:szCs w:val="21"/>
-        </w:rPr>
-        <w:t>的升级</w:t>
-      </w:r>
-      <w:r>
-        <w:rPr>
-          <w:szCs w:val="21"/>
-          <w:vertAlign w:val="superscript"/>
-        </w:rPr>
-        <w:t>[</w:t>
-      </w:r>
-      <w:r>
-        <w:rPr>
-          <w:szCs w:val="21"/>
-          <w:vertAlign w:val="superscript"/>
-        </w:rPr>
-        <w:t>7</w:t>
-      </w:r>
-      <w:r>
-        <w:rPr>
-          <w:szCs w:val="21"/>
-          <w:vertAlign w:val="superscript"/>
-        </w:rPr>
-        <w:t>]</w:t>
-      </w:r>
-      <w:r>
-        <w:rPr>
-          <w:szCs w:val="21"/>
-        </w:rPr>
-        <w:t>。</w:t>
-      </w:r>
-    </w:p>
-    <w:p>
-      <w:pPr>
-        <w:spacing w:beforeLines="50" w:before="120" w:afterLines="50" w:after="120" w:line="360" w:lineRule="exact"/>
-        <w:ind w:firstLineChars="200" w:firstLine="420"/>
-        <w:rPr>
-          <w:rFonts w:ascii="Arial" w:eastAsia="黑体" w:hAnsi="Arial" w:cs="Arial"/>
-          <w:szCs w:val="21"/>
-        </w:rPr>
-      </w:pPr>
-      <w:r>
-        <w:rPr>
-          <w:rFonts w:ascii="Arial" w:eastAsia="黑体" w:hAnsi="Arial" w:cs="Arial"/>
-          <w:szCs w:val="21"/>
-        </w:rPr>
-        <w:t xml:space="preserve">1.2.2 </w:t>
-      </w:r>
-      <w:r>
-        <w:rPr>
-          <w:rFonts w:ascii="Arial" w:eastAsia="黑体" w:hAnsi="Arial" w:cs="Arial"/>
-          <w:szCs w:val="21"/>
-        </w:rPr>
-        <w:t>基于计算机视觉的幕墙缺陷自动识别技术</w:t>
-      </w:r>
-    </w:p>
-    <w:p>
-      <w:pPr>
-        <w:spacing w:line="360" w:lineRule="exact"/>
-        <w:ind w:firstLineChars="200" w:firstLine="420"/>
-        <w:rPr>
-          <w:szCs w:val="21"/>
-        </w:rPr>
-      </w:pPr>
-      <w:r>
-        <w:rPr>
-          <w:szCs w:val="21"/>
-        </w:rPr>
-        <w:t>基于深度学习的计算机视觉方法是实现自动化缺陷识别的核心技术。针对特定类型的缺陷，研究者们提出了多种有效的算法。例如，</w:t>
-      </w:r>
-      <w:r>
-        <w:rPr>
-          <w:szCs w:val="21"/>
-        </w:rPr>
-        <w:t>Mei</w:t>
-      </w:r>
-      <w:r>
-        <w:rPr>
-          <w:szCs w:val="21"/>
-        </w:rPr>
-        <w:t>等人专门研究了复杂真实场景中的玻璃检测问题，其工作对于识别幕墙中的玻璃区域及检测其破损至关重要</w:t>
-      </w:r>
-      <w:r>
-        <w:rPr>
-          <w:szCs w:val="21"/>
-          <w:vertAlign w:val="superscript"/>
-        </w:rPr>
-        <w:t>[</w:t>
-      </w:r>
-      <w:r>
-        <w:rPr>
-          <w:szCs w:val="21"/>
-          <w:vertAlign w:val="superscript"/>
-        </w:rPr>
-        <w:t>3</w:t>
-      </w:r>
-      <w:r>
-        <w:rPr>
-          <w:szCs w:val="21"/>
-          <w:vertAlign w:val="superscript"/>
-        </w:rPr>
-        <w:t>]</w:t>
-      </w:r>
-      <w:r>
-        <w:rPr>
-          <w:szCs w:val="21"/>
-        </w:rPr>
-        <w:t>。</w:t>
-      </w:r>
-      <w:r>
-        <w:rPr>
-          <w:szCs w:val="21"/>
-        </w:rPr>
-        <w:t>Ye</w:t>
-      </w:r>
-      <w:r>
-        <w:rPr>
-          <w:szCs w:val="21"/>
-        </w:rPr>
-        <w:t>等人则利用基于深度学习的全卷积网络进行结构裂缝检测，该方法可迁移应用于幕墙石材或混凝土板材的裂缝识别</w:t>
-      </w:r>
-      <w:r>
-        <w:rPr>
-          <w:szCs w:val="21"/>
-          <w:vertAlign w:val="superscript"/>
-        </w:rPr>
-        <w:t>[</w:t>
-      </w:r>
-      <w:r>
-        <w:rPr>
-          <w:szCs w:val="21"/>
-          <w:vertAlign w:val="superscript"/>
-        </w:rPr>
-        <w:t>8</w:t>
-      </w:r>
-      <w:r>
-        <w:rPr>
-          <w:szCs w:val="21"/>
-          <w:vertAlign w:val="superscript"/>
-        </w:rPr>
-        <w:t>, 9</w:t>
-      </w:r>
-      <w:r>
-        <w:rPr>
-          <w:szCs w:val="21"/>
-          <w:vertAlign w:val="superscript"/>
-        </w:rPr>
-        <w:t>]</w:t>
-      </w:r>
-      <w:r>
-        <w:rPr>
-          <w:szCs w:val="21"/>
-        </w:rPr>
-        <w:t>。这些方法通常依赖于高质量的数据预处理与强大的特征提取网络。</w:t>
-      </w:r>
-      <w:r>
-        <w:rPr>
-          <w:szCs w:val="21"/>
-        </w:rPr>
-        <w:t>Zuo</w:t>
-      </w:r>
-      <w:r>
-        <w:rPr>
-          <w:szCs w:val="21"/>
-        </w:rPr>
-        <w:t>等人对图像预处理算法的研究，以及</w:t>
-      </w:r>
-      <w:r>
-        <w:rPr>
-          <w:szCs w:val="21"/>
-        </w:rPr>
-        <w:t>Ding</w:t>
-      </w:r>
-      <w:r>
-        <w:rPr>
-          <w:szCs w:val="21"/>
-        </w:rPr>
-        <w:t>等人结合注意力机制与残差</w:t>
-      </w:r>
-      <w:proofErr w:type="spellStart"/>
-      <w:r>
-        <w:rPr>
-          <w:szCs w:val="21"/>
-        </w:rPr>
-        <w:t>UNet</w:t>
-      </w:r>
-      <w:proofErr w:type="spellEnd"/>
-      <w:r>
-        <w:rPr>
-          <w:szCs w:val="21"/>
-        </w:rPr>
-        <w:t>的图像去噪算法，均为提升复杂背景下幕墙缺陷识别的鲁棒性提供了技术参考</w:t>
-      </w:r>
-      <w:r>
-        <w:rPr>
-          <w:szCs w:val="21"/>
-          <w:vertAlign w:val="superscript"/>
-        </w:rPr>
-        <w:t>[</w:t>
-      </w:r>
-      <w:r>
-        <w:rPr>
-          <w:szCs w:val="21"/>
-          <w:vertAlign w:val="superscript"/>
-        </w:rPr>
-        <w:t>11,</w:t>
-      </w:r>
-      <w:r>
-        <w:rPr>
-          <w:szCs w:val="21"/>
-          <w:vertAlign w:val="superscript"/>
-        </w:rPr>
-        <w:t xml:space="preserve"> </w:t>
-      </w:r>
-      <w:r>
-        <w:rPr>
-          <w:szCs w:val="21"/>
-          <w:vertAlign w:val="superscript"/>
-        </w:rPr>
-        <w:t>12</w:t>
-      </w:r>
-      <w:r>
-        <w:rPr>
-          <w:szCs w:val="21"/>
-          <w:vertAlign w:val="superscript"/>
-        </w:rPr>
-        <w:t>]</w:t>
-      </w:r>
-      <w:r>
-        <w:rPr>
-          <w:szCs w:val="21"/>
-        </w:rPr>
-        <w:t>。更通用的深度卷积网络结构，如</w:t>
-      </w:r>
-      <w:proofErr w:type="spellStart"/>
-      <w:r>
-        <w:rPr>
-          <w:szCs w:val="21"/>
-        </w:rPr>
-        <w:t>GoogLeNet</w:t>
-      </w:r>
-      <w:proofErr w:type="spellEnd"/>
-      <w:r>
-        <w:rPr>
-          <w:szCs w:val="21"/>
-        </w:rPr>
-        <w:t>（</w:t>
-      </w:r>
-      <w:r>
-        <w:rPr>
-          <w:szCs w:val="21"/>
-        </w:rPr>
-        <w:t>Inception</w:t>
-      </w:r>
-      <w:r>
-        <w:rPr>
-          <w:szCs w:val="21"/>
-        </w:rPr>
-        <w:t>）等，也为构建高效的图像分类与特征提取基础模型提供了选择</w:t>
-      </w:r>
-      <w:r>
-        <w:rPr>
-          <w:szCs w:val="21"/>
-          <w:vertAlign w:val="superscript"/>
-        </w:rPr>
-        <w:t>[</w:t>
-      </w:r>
-      <w:r>
-        <w:rPr>
-          <w:szCs w:val="21"/>
-          <w:vertAlign w:val="superscript"/>
-        </w:rPr>
-        <w:t>10</w:t>
-      </w:r>
-      <w:r>
-        <w:rPr>
-          <w:szCs w:val="21"/>
-          <w:vertAlign w:val="superscript"/>
-        </w:rPr>
-        <w:t>]</w:t>
-      </w:r>
-      <w:r>
-        <w:rPr>
-          <w:szCs w:val="21"/>
-        </w:rPr>
-        <w:t>。然而，现有研究大多聚焦于单</w:t>
-      </w:r>
-      <w:bookmarkStart w:id="7" w:name="_Hlk217757258"/>
-      <w:r>
-        <w:rPr>
-          <w:rFonts w:hint="eastAsia"/>
-          <w:szCs w:val="21"/>
-        </w:rPr>
-        <w:t>类</w:t>
-      </w:r>
-      <w:bookmarkEnd w:id="7"/>
-      <w:r>
-        <w:rPr>
-          <w:szCs w:val="21"/>
-        </w:rPr>
-        <w:t>任务（如只检裂缝或只检玻璃）和单</w:t>
-      </w:r>
-      <w:r>
-        <w:rPr>
-          <w:rFonts w:hint="eastAsia"/>
-          <w:szCs w:val="21"/>
-        </w:rPr>
-        <w:t>类</w:t>
-      </w:r>
-      <w:r>
-        <w:rPr>
-          <w:szCs w:val="21"/>
-        </w:rPr>
-        <w:t>图像的分析，未能形成一个面向多材质、多缺陷类型的统一处理与评估框架。</w:t>
-      </w:r>
-    </w:p>
-    <w:p>
-      <w:pPr>
-        <w:spacing w:beforeLines="50" w:before="120" w:afterLines="50" w:after="120" w:line="360" w:lineRule="exact"/>
-        <w:ind w:firstLineChars="200" w:firstLine="420"/>
-        <w:rPr>
-          <w:rFonts w:eastAsia="黑体"/>
-          <w:szCs w:val="21"/>
-        </w:rPr>
-      </w:pPr>
-      <w:r>
-        <w:rPr>
-          <w:rFonts w:ascii="Arial" w:eastAsia="黑体" w:hAnsi="Arial" w:cs="Arial"/>
-          <w:szCs w:val="21"/>
-        </w:rPr>
-        <w:t xml:space="preserve">1.2.3 </w:t>
-      </w:r>
-      <w:r>
-        <w:rPr>
-          <w:rFonts w:eastAsia="黑体"/>
-          <w:szCs w:val="21"/>
-        </w:rPr>
-        <w:t>AI Agent</w:t>
-      </w:r>
-      <w:r>
-        <w:rPr>
-          <w:rFonts w:eastAsia="黑体"/>
-          <w:szCs w:val="21"/>
-        </w:rPr>
-        <w:t>与</w:t>
-      </w:r>
-      <w:r>
-        <w:rPr>
-          <w:rFonts w:eastAsia="黑体"/>
-          <w:szCs w:val="21"/>
-        </w:rPr>
-        <w:t>LLM</w:t>
-      </w:r>
-      <w:r>
-        <w:rPr>
-          <w:rFonts w:eastAsia="黑体"/>
-          <w:szCs w:val="21"/>
-        </w:rPr>
-        <w:t>在</w:t>
-      </w:r>
-      <w:r>
-        <w:rPr>
-          <w:rFonts w:eastAsia="黑体" w:hint="eastAsia"/>
-          <w:szCs w:val="21"/>
-        </w:rPr>
-        <w:t>建筑结构韧性分析</w:t>
-      </w:r>
-      <w:r>
-        <w:rPr>
-          <w:rFonts w:eastAsia="黑体"/>
-          <w:szCs w:val="21"/>
-        </w:rPr>
-        <w:t>中的应用</w:t>
-      </w:r>
-    </w:p>
-    <w:p>
-      <w:pPr>
-        <w:spacing w:line="360" w:lineRule="exact"/>
-        <w:ind w:firstLineChars="200" w:firstLine="420"/>
-        <w:rPr>
-          <w:szCs w:val="21"/>
-        </w:rPr>
-      </w:pPr>
-      <w:r>
-        <w:rPr>
-          <w:szCs w:val="21"/>
-        </w:rPr>
-        <w:t>AI Agent</w:t>
-      </w:r>
-      <w:r>
-        <w:rPr>
-          <w:szCs w:val="21"/>
-        </w:rPr>
-        <w:t>是一种能够感知环境、自主规划并执行行动以实现目标的智能实体。</w:t>
-      </w:r>
-      <w:r>
-        <w:rPr>
-          <w:szCs w:val="21"/>
-        </w:rPr>
-        <w:t>Yao</w:t>
-      </w:r>
-      <w:r>
-        <w:rPr>
-          <w:szCs w:val="21"/>
-        </w:rPr>
-        <w:t>在其研究中阐述了语言智能体从简单的下一词预测发展为能够执行复杂数字自动化任务的演进过程，这为构建能够调度多个视觉分析工具的</w:t>
-      </w:r>
-      <w:r>
-        <w:rPr>
-          <w:szCs w:val="21"/>
-        </w:rPr>
-        <w:t>Agent</w:t>
-      </w:r>
-      <w:r>
-        <w:rPr>
-          <w:szCs w:val="21"/>
-        </w:rPr>
-        <w:t>系统提供了理论基础</w:t>
-      </w:r>
-      <w:r>
-        <w:rPr>
-          <w:szCs w:val="21"/>
-          <w:vertAlign w:val="superscript"/>
-        </w:rPr>
-        <w:t>[</w:t>
-      </w:r>
-      <w:r>
-        <w:rPr>
-          <w:szCs w:val="21"/>
-          <w:vertAlign w:val="superscript"/>
-        </w:rPr>
-        <w:t>13</w:t>
-      </w:r>
-      <w:r>
-        <w:rPr>
-          <w:szCs w:val="21"/>
-          <w:vertAlign w:val="superscript"/>
-        </w:rPr>
-        <w:t>]</w:t>
-      </w:r>
-      <w:r>
-        <w:rPr>
-          <w:szCs w:val="21"/>
-        </w:rPr>
-        <w:t>。在工程系统优化领域，</w:t>
-      </w:r>
-      <w:r>
-        <w:rPr>
-          <w:szCs w:val="21"/>
-        </w:rPr>
-        <w:t>Anwar</w:t>
-      </w:r>
-      <w:r>
-        <w:rPr>
-          <w:szCs w:val="21"/>
-        </w:rPr>
-        <w:t>和</w:t>
-      </w:r>
-      <w:r>
-        <w:rPr>
-          <w:szCs w:val="21"/>
-        </w:rPr>
-        <w:t>Akber</w:t>
-      </w:r>
-      <w:r>
-        <w:rPr>
-          <w:szCs w:val="21"/>
-        </w:rPr>
-        <w:t>已经探索了使用多智能体深度强化学习来优化建筑结构的韧性，并考虑了功能性的交互，这证明了多智能体框架在解决复杂工程系统评估与优化问题上的可行性</w:t>
-      </w:r>
-      <w:r>
-        <w:rPr>
-          <w:szCs w:val="21"/>
-          <w:vertAlign w:val="superscript"/>
-        </w:rPr>
-        <w:t>[</w:t>
-      </w:r>
-      <w:r>
-        <w:rPr>
-          <w:szCs w:val="21"/>
-          <w:vertAlign w:val="superscript"/>
-        </w:rPr>
-        <w:t>14</w:t>
-      </w:r>
-      <w:r>
-        <w:rPr>
-          <w:szCs w:val="21"/>
-          <w:vertAlign w:val="superscript"/>
-        </w:rPr>
-        <w:t>]</w:t>
-      </w:r>
-      <w:r>
-        <w:rPr>
-          <w:szCs w:val="21"/>
-        </w:rPr>
-        <w:t>。同时，大型语言模型（</w:t>
-      </w:r>
-      <w:r>
-        <w:rPr>
-          <w:szCs w:val="21"/>
-        </w:rPr>
-        <w:t>LLM</w:t>
-      </w:r>
-      <w:r>
-        <w:rPr>
-          <w:szCs w:val="21"/>
-        </w:rPr>
-        <w:t>）展现出惊人的自然语言理解、逻辑推理与文本生成能力。将</w:t>
-      </w:r>
-      <w:r>
-        <w:rPr>
-          <w:szCs w:val="21"/>
-        </w:rPr>
-        <w:t>LLM</w:t>
-      </w:r>
-      <w:r>
-        <w:rPr>
-          <w:szCs w:val="21"/>
-        </w:rPr>
-        <w:t>作为</w:t>
-      </w:r>
-      <w:r>
-        <w:rPr>
-          <w:szCs w:val="21"/>
-        </w:rPr>
-        <w:t>AI Agent</w:t>
-      </w:r>
-      <w:r>
-        <w:rPr>
-          <w:szCs w:val="21"/>
-        </w:rPr>
-        <w:t>的</w:t>
-      </w:r>
-      <w:r>
-        <w:rPr>
-          <w:szCs w:val="21"/>
-        </w:rPr>
-        <w:t>“</w:t>
-      </w:r>
-      <w:r>
-        <w:rPr>
-          <w:szCs w:val="21"/>
-        </w:rPr>
-        <w:t>核心决策器</w:t>
-      </w:r>
-      <w:r>
-        <w:rPr>
-          <w:szCs w:val="21"/>
-        </w:rPr>
-        <w:t>”</w:t>
-      </w:r>
-      <w:r>
-        <w:rPr>
-          <w:szCs w:val="21"/>
-        </w:rPr>
-        <w:t>或</w:t>
-      </w:r>
-      <w:r>
-        <w:rPr>
-          <w:szCs w:val="21"/>
-        </w:rPr>
-        <w:t>“</w:t>
-      </w:r>
-      <w:r>
-        <w:rPr>
-          <w:szCs w:val="21"/>
-        </w:rPr>
-        <w:t>报告生成器</w:t>
-      </w:r>
-      <w:r>
-        <w:rPr>
-          <w:szCs w:val="21"/>
-        </w:rPr>
-        <w:t>”</w:t>
-      </w:r>
-      <w:r>
-        <w:rPr>
-          <w:szCs w:val="21"/>
-        </w:rPr>
-        <w:t>，通过提示工程（</w:t>
-      </w:r>
-      <w:r>
-        <w:rPr>
-          <w:szCs w:val="21"/>
-        </w:rPr>
-        <w:t>Prompt Engineering</w:t>
-      </w:r>
-      <w:r>
-        <w:rPr>
-          <w:szCs w:val="21"/>
-        </w:rPr>
-        <w:t>）嵌入领域知识（如建筑规范、材料力学特性），使其能够整合来自多个计算机视觉模块的检测结果，并进行综合性的风险研判与报告撰写，已成为一个极具前景的研究方向。</w:t>
-      </w:r>
-    </w:p>
-    <w:p>
-      <w:pPr>
-        <w:spacing w:line="360" w:lineRule="exact"/>
-        <w:ind w:firstLineChars="200" w:firstLine="420"/>
-        <w:rPr>
-          <w:szCs w:val="21"/>
-        </w:rPr>
-      </w:pPr>
-      <w:r>
-        <w:rPr>
-          <w:szCs w:val="21"/>
-        </w:rPr>
-        <w:t>综上所述，</w:t>
-      </w:r>
-      <w:bookmarkStart w:id="8" w:name="_Hlk217750608"/>
-      <w:r>
-        <w:rPr>
-          <w:szCs w:val="21"/>
-        </w:rPr>
-        <w:t>国内外</w:t>
-      </w:r>
-      <w:bookmarkEnd w:id="8"/>
-      <w:r>
-        <w:rPr>
-          <w:szCs w:val="21"/>
-        </w:rPr>
-        <w:t>研究现状表明：</w:t>
-      </w:r>
-    </w:p>
-    <w:p>
-      <w:pPr>
-        <w:spacing w:line="360" w:lineRule="exact"/>
-        <w:ind w:firstLineChars="200" w:firstLine="420"/>
-        <w:rPr>
-          <w:szCs w:val="21"/>
-        </w:rPr>
-      </w:pPr>
-      <w:r>
-        <w:rPr>
-          <w:rFonts w:hint="eastAsia"/>
-          <w:szCs w:val="21"/>
-        </w:rPr>
-        <w:t xml:space="preserve">1. </w:t>
-      </w:r>
-      <w:r>
-        <w:rPr>
-          <w:szCs w:val="21"/>
-        </w:rPr>
-        <w:t>在数据采集与前期处理层面，无人机与多传感器融合技术已相对成熟，为系统提供了可靠的数据来源</w:t>
-      </w:r>
-      <w:r>
-        <w:rPr>
-          <w:szCs w:val="21"/>
-          <w:vertAlign w:val="superscript"/>
-        </w:rPr>
-        <w:t>[</w:t>
-      </w:r>
-      <w:r>
-        <w:rPr>
-          <w:szCs w:val="21"/>
-          <w:vertAlign w:val="superscript"/>
-        </w:rPr>
-        <w:t>4,</w:t>
-      </w:r>
-      <w:r>
-        <w:rPr>
-          <w:szCs w:val="21"/>
-          <w:vertAlign w:val="superscript"/>
-        </w:rPr>
-        <w:t xml:space="preserve"> </w:t>
-      </w:r>
-      <w:r>
-        <w:rPr>
-          <w:szCs w:val="21"/>
-          <w:vertAlign w:val="superscript"/>
-        </w:rPr>
-        <w:t>5,</w:t>
-      </w:r>
-      <w:r>
-        <w:rPr>
-          <w:szCs w:val="21"/>
-          <w:vertAlign w:val="superscript"/>
-        </w:rPr>
-        <w:t xml:space="preserve"> </w:t>
-      </w:r>
-      <w:r>
-        <w:rPr>
-          <w:szCs w:val="21"/>
-          <w:vertAlign w:val="superscript"/>
-        </w:rPr>
-        <w:t>6,</w:t>
-      </w:r>
-      <w:r>
-        <w:rPr>
-          <w:szCs w:val="21"/>
-          <w:vertAlign w:val="superscript"/>
-        </w:rPr>
-        <w:t xml:space="preserve"> </w:t>
-      </w:r>
-      <w:r>
-        <w:rPr>
-          <w:szCs w:val="21"/>
-          <w:vertAlign w:val="superscript"/>
-        </w:rPr>
-        <w:t>7</w:t>
-      </w:r>
-      <w:r>
-        <w:rPr>
-          <w:szCs w:val="21"/>
-          <w:vertAlign w:val="superscript"/>
-        </w:rPr>
-        <w:t>]</w:t>
-      </w:r>
-      <w:r>
-        <w:rPr>
-          <w:szCs w:val="21"/>
-        </w:rPr>
-        <w:t>。</w:t>
-      </w:r>
-    </w:p>
-    <w:p>
-      <w:pPr>
-        <w:spacing w:line="360" w:lineRule="exact"/>
-        <w:ind w:firstLineChars="200" w:firstLine="420"/>
-        <w:rPr>
-          <w:szCs w:val="21"/>
-        </w:rPr>
-      </w:pPr>
-      <w:r>
-        <w:rPr>
-          <w:rFonts w:hint="eastAsia"/>
-          <w:szCs w:val="21"/>
-        </w:rPr>
-        <w:t xml:space="preserve">2. </w:t>
-      </w:r>
-      <w:r>
-        <w:rPr>
-          <w:szCs w:val="21"/>
-        </w:rPr>
-        <w:t>在底层缺陷识别层面，基于深度学习的计算机视觉方法针对各类具体缺陷已取得较高精度的识别能力，为精细化评估提供了可能的技术组件</w:t>
-      </w:r>
-      <w:r>
-        <w:rPr>
-          <w:szCs w:val="21"/>
-          <w:vertAlign w:val="superscript"/>
-        </w:rPr>
-        <w:t>[</w:t>
-      </w:r>
-      <w:r>
-        <w:rPr>
-          <w:szCs w:val="21"/>
-          <w:vertAlign w:val="superscript"/>
-        </w:rPr>
-        <w:t>3,</w:t>
-      </w:r>
-      <w:r>
-        <w:rPr>
-          <w:szCs w:val="21"/>
-          <w:vertAlign w:val="superscript"/>
-        </w:rPr>
-        <w:t xml:space="preserve"> </w:t>
-      </w:r>
-      <w:r>
-        <w:rPr>
-          <w:szCs w:val="21"/>
-          <w:vertAlign w:val="superscript"/>
-        </w:rPr>
-        <w:t>8,</w:t>
-      </w:r>
-      <w:r>
-        <w:rPr>
-          <w:szCs w:val="21"/>
-          <w:vertAlign w:val="superscript"/>
-        </w:rPr>
-        <w:t xml:space="preserve"> </w:t>
-      </w:r>
-      <w:r>
-        <w:rPr>
-          <w:szCs w:val="21"/>
-          <w:vertAlign w:val="superscript"/>
-        </w:rPr>
-        <w:t>9,</w:t>
-      </w:r>
-      <w:r>
-        <w:rPr>
-          <w:szCs w:val="21"/>
-          <w:vertAlign w:val="superscript"/>
-        </w:rPr>
-        <w:t xml:space="preserve"> </w:t>
-      </w:r>
-      <w:r>
-        <w:rPr>
-          <w:szCs w:val="21"/>
-          <w:vertAlign w:val="superscript"/>
-        </w:rPr>
-        <w:t>12</w:t>
-      </w:r>
-      <w:r>
-        <w:rPr>
-          <w:szCs w:val="21"/>
-          <w:vertAlign w:val="superscript"/>
-        </w:rPr>
-        <w:t>]</w:t>
-      </w:r>
-      <w:r>
-        <w:rPr>
-          <w:szCs w:val="21"/>
-        </w:rPr>
-        <w:t>。</w:t>
-      </w:r>
-    </w:p>
-    <w:p>
-      <w:pPr>
-        <w:spacing w:line="360" w:lineRule="exact"/>
-        <w:ind w:firstLineChars="200" w:firstLine="420"/>
-        <w:rPr>
-          <w:szCs w:val="21"/>
-        </w:rPr>
-      </w:pPr>
-      <w:r>
-        <w:rPr>
-          <w:rFonts w:hint="eastAsia"/>
-          <w:szCs w:val="21"/>
-        </w:rPr>
-        <w:t xml:space="preserve">3. </w:t>
-      </w:r>
-      <w:r>
-        <w:rPr>
-          <w:szCs w:val="21"/>
-        </w:rPr>
-        <w:t>在系统集成与高层智能层面，尽管已有研究开始探索多智能体在结构优化中的应用</w:t>
-      </w:r>
-      <w:r>
-        <w:rPr>
-          <w:szCs w:val="21"/>
-          <w:vertAlign w:val="superscript"/>
-        </w:rPr>
-        <w:t>[</w:t>
-      </w:r>
-      <w:r>
-        <w:rPr>
-          <w:szCs w:val="21"/>
-          <w:vertAlign w:val="superscript"/>
-        </w:rPr>
-        <w:t>14</w:t>
-      </w:r>
-      <w:r>
-        <w:rPr>
-          <w:szCs w:val="21"/>
-          <w:vertAlign w:val="superscript"/>
-        </w:rPr>
-        <w:t>]</w:t>
-      </w:r>
-      <w:r>
-        <w:rPr>
-          <w:szCs w:val="21"/>
-        </w:rPr>
-        <w:t>以及</w:t>
-      </w:r>
-      <w:r>
-        <w:rPr>
-          <w:szCs w:val="21"/>
-        </w:rPr>
-        <w:t>LLM</w:t>
-      </w:r>
-      <w:r>
-        <w:rPr>
-          <w:szCs w:val="21"/>
-        </w:rPr>
-        <w:t>的自动化潜力</w:t>
-      </w:r>
-      <w:r>
-        <w:rPr>
-          <w:szCs w:val="21"/>
-          <w:vertAlign w:val="superscript"/>
-        </w:rPr>
-        <w:t>[</w:t>
-      </w:r>
-      <w:r>
-        <w:rPr>
-          <w:szCs w:val="21"/>
-          <w:vertAlign w:val="superscript"/>
-        </w:rPr>
-        <w:t>13</w:t>
-      </w:r>
-      <w:r>
-        <w:rPr>
-          <w:szCs w:val="21"/>
-          <w:vertAlign w:val="superscript"/>
-        </w:rPr>
-        <w:t>]</w:t>
-      </w:r>
-      <w:r>
-        <w:rPr>
-          <w:szCs w:val="21"/>
-        </w:rPr>
-        <w:t>，但现有工作尚存明显空白：缺乏一个端到端的软件系统，能够将海量幕墙图像的批量处理、多材质分类、多类型缺陷的并行检测、以及基于领域知识的综合韧性评估与报告生成全流程自动化、智能化地贯通起来。</w:t>
-      </w:r>
-    </w:p>
-    <w:p>
-      <w:pPr>
-        <w:spacing w:line="360" w:lineRule="exact"/>
-        <w:ind w:firstLineChars="200" w:firstLine="420"/>
-        <w:rPr>
-          <w:szCs w:val="21"/>
-        </w:rPr>
-      </w:pPr>
-      <w:r>
-        <w:rPr>
-          <w:szCs w:val="21"/>
-        </w:rPr>
-        <w:t>本课题的创新点在于：提出并实践将模块化的计算机视觉检测能力、具备任务编排功能的</w:t>
-      </w:r>
-      <w:r>
-        <w:rPr>
-          <w:szCs w:val="21"/>
-        </w:rPr>
-        <w:t>AI Agent</w:t>
-      </w:r>
-      <w:r>
-        <w:rPr>
-          <w:szCs w:val="21"/>
-        </w:rPr>
-        <w:t>架构</w:t>
-      </w:r>
-      <w:r>
-        <w:rPr>
-          <w:rFonts w:hint="eastAsia"/>
-          <w:szCs w:val="21"/>
-        </w:rPr>
-        <w:t>和</w:t>
-      </w:r>
-      <w:r>
-        <w:rPr>
-          <w:szCs w:val="21"/>
-        </w:rPr>
-        <w:t>基于</w:t>
-      </w:r>
-      <w:r>
-        <w:rPr>
-          <w:szCs w:val="21"/>
-        </w:rPr>
-        <w:t>LLM</w:t>
-      </w:r>
-      <w:r>
-        <w:rPr>
-          <w:szCs w:val="21"/>
-        </w:rPr>
-        <w:t>的智能推理与报告生成模块三者深度融合，构建一个完整的、面向工程实践的建筑幕墙韧性评估软件系统。</w:t>
-      </w:r>
-    </w:p>
-    <w:p>
-      <w:pPr>
-        <w:spacing w:beforeLines="50" w:before="120" w:afterLines="50" w:after="120" w:line="360" w:lineRule="exact"/>
+        <w:t xml:space="preserve">1 </w:t>
+      </w:r>
+      <w:r>
         <w:rPr>
           <w:rFonts w:ascii="Arial" w:eastAsia="黑体" w:hAnsi="Arial" w:cs="Arial"/>
           <w:b/>
           <w:bCs/>
           <w:szCs w:val="21"/>
         </w:rPr>
-      </w:pPr>
-      <w:bookmarkStart w:id="9" w:name="_Hlk217757886"/>
-      <w:r>
+        <w:t>工程数据集的收集和软件架构分析与设计</w:t>
+      </w:r>
+    </w:p>
+    <w:p>
+      <w:pPr>
+        <w:spacing w:line="360" w:lineRule="exact"/>
+        <w:ind w:firstLineChars="200" w:firstLine="420"/>
+        <w:rPr>
+          <w:szCs w:val="21"/>
+        </w:rPr>
+      </w:pPr>
+      <w:r>
+        <w:rPr>
+          <w:szCs w:val="21"/>
+        </w:rPr>
+        <w:t>构建高质量建筑幕墙工程数据集，并针对高分辨率幕墙图像的处理需求，重点研究并设计一个稳定、高效的底层软件框架。核心工作包括：对比分析基于任务队列、线程池及异步并发等不同架构方案（如单体多线程与微服务编排），并从性能、经济性及工程可行性等维度评估其优劣；最终实现一个能对图像预处理、模型推理等任务进行统一调度与管理的系统，确保高吞吐量与资源最优利用。</w:t>
+      </w:r>
+    </w:p>
+    <w:p>
+      <w:pPr>
+        <w:spacing w:beforeLines="50" w:before="120" w:afterLines="50" w:after="120" w:line="360" w:lineRule="exact"/>
         <w:rPr>
           <w:rFonts w:ascii="Arial" w:eastAsia="黑体" w:hAnsi="Arial" w:cs="Arial"/>
           <w:b/>
           <w:bCs/>
           <w:szCs w:val="21"/>
         </w:rPr>
-        <w:t>1.</w:t>
-      </w:r>
+      </w:pPr>
       <w:r>
         <w:rPr>
           <w:rFonts w:ascii="Arial" w:eastAsia="黑体" w:hAnsi="Arial" w:cs="Arial"/>
@@ -2881,7 +3463,7 @@
           <w:bCs/>
           <w:szCs w:val="21"/>
         </w:rPr>
-        <w:t>3</w:t>
+        <w:t>1.</w:t>
       </w:r>
       <w:r>
         <w:rPr>
@@ -2890,7 +3472,88 @@
           <w:bCs/>
           <w:szCs w:val="21"/>
         </w:rPr>
-        <w:t xml:space="preserve"> </w:t>
+        <w:t xml:space="preserve">2 </w:t>
+      </w:r>
+      <w:r>
+        <w:rPr>
+          <w:rFonts w:ascii="Arial" w:eastAsia="黑体" w:hAnsi="Arial" w:cs="Arial"/>
+          <w:b/>
+          <w:bCs/>
+          <w:szCs w:val="21"/>
+        </w:rPr>
+        <w:t>幕墙多材质智能分类模型设计</w:t>
+      </w:r>
+    </w:p>
+    <w:p>
+      <w:pPr>
+        <w:spacing w:line="360" w:lineRule="exact"/>
+        <w:ind w:firstLineChars="200" w:firstLine="420"/>
+        <w:rPr>
+          <w:szCs w:val="21"/>
+        </w:rPr>
+      </w:pPr>
+      <w:r>
+        <w:rPr>
+          <w:szCs w:val="21"/>
+        </w:rPr>
+        <w:t>构建一个基于深度学习的幕墙图像分类模型。工作涵盖：收集与整理涵盖玻璃、金属、石材等主要材质及构件的图像数据；进行数据清洗、标注与增强；选择并训练合适的卷积神经网络（如</w:t>
+      </w:r>
+      <w:proofErr w:type="spellStart"/>
+      <w:r>
+        <w:rPr>
+          <w:szCs w:val="21"/>
+        </w:rPr>
+        <w:t>ResNet</w:t>
+      </w:r>
+      <w:proofErr w:type="spellEnd"/>
+      <w:r>
+        <w:rPr>
+          <w:szCs w:val="21"/>
+        </w:rPr>
+        <w:t>、</w:t>
+      </w:r>
+      <w:proofErr w:type="spellStart"/>
+      <w:r>
+        <w:rPr>
+          <w:szCs w:val="21"/>
+        </w:rPr>
+        <w:t>EfficientNet</w:t>
+      </w:r>
+      <w:proofErr w:type="spellEnd"/>
+      <w:r>
+        <w:rPr>
+          <w:szCs w:val="21"/>
+        </w:rPr>
+        <w:t>等）模型，实现高精度、鲁棒的材质自动识别。</w:t>
+      </w:r>
+    </w:p>
+    <w:p>
+      <w:pPr>
+        <w:spacing w:beforeLines="50" w:before="120" w:afterLines="50" w:after="120" w:line="360" w:lineRule="exact"/>
+        <w:rPr>
+          <w:rFonts w:ascii="Arial" w:eastAsia="黑体" w:hAnsi="Arial" w:cs="Arial"/>
+          <w:b/>
+          <w:bCs/>
+          <w:szCs w:val="21"/>
+        </w:rPr>
+      </w:pPr>
+      <w:r>
+        <w:rPr>
+          <w:rFonts w:ascii="Arial" w:eastAsia="黑体" w:hAnsi="Arial" w:cs="Arial"/>
+          <w:b/>
+          <w:bCs/>
+          <w:szCs w:val="21"/>
+        </w:rPr>
+        <w:t>1.</w:t>
+      </w:r>
+      <w:r>
+        <w:rPr>
+          <w:rFonts w:ascii="Arial" w:eastAsia="黑体" w:hAnsi="Arial" w:cs="Arial"/>
+          <w:b/>
+          <w:bCs/>
+          <w:szCs w:val="21"/>
+        </w:rPr>
+        <w:t>3</w:t>
       </w:r>
       <w:r>
         <w:rPr>
@@ -2899,32 +3562,16 @@
           <w:bCs/>
           <w:szCs w:val="21"/>
         </w:rPr>
-        <w:t>课题研究意义与价值</w:t>
-      </w:r>
-    </w:p>
-    <w:bookmarkEnd w:id="9"/>
-    <w:p>
-      <w:pPr>
-        <w:spacing w:beforeLines="50" w:before="120" w:afterLines="50" w:after="120" w:line="360" w:lineRule="exact"/>
-        <w:ind w:firstLineChars="200" w:firstLine="420"/>
+        <w:t xml:space="preserve"> </w:t>
+      </w:r>
+      <w:r>
         <w:rPr>
           <w:rFonts w:ascii="Arial" w:eastAsia="黑体" w:hAnsi="Arial" w:cs="Arial"/>
-          <w:szCs w:val="21"/>
-        </w:rPr>
-      </w:pPr>
-      <w:r>
-        <w:rPr>
-          <w:rFonts w:ascii="Arial" w:eastAsia="黑体" w:hAnsi="Arial" w:cs="Arial"/>
-          <w:szCs w:val="21"/>
-        </w:rPr>
-        <w:t xml:space="preserve">1.3.1 </w:t>
-      </w:r>
-      <w:r>
-        <w:rPr>
-          <w:rFonts w:ascii="Arial" w:eastAsia="黑体" w:hAnsi="Arial" w:cs="Arial"/>
-          <w:szCs w:val="21"/>
-        </w:rPr>
-        <w:t>理论意义</w:t>
+          <w:b/>
+          <w:bCs/>
+          <w:szCs w:val="21"/>
+        </w:rPr>
+        <w:t>幕墙韧性评估算法设计</w:t>
       </w:r>
     </w:p>
     <w:p>
@@ -2935,222 +3582,18 @@
           <w:szCs w:val="21"/>
         </w:rPr>
       </w:pPr>
-      <w:bookmarkStart w:id="10" w:name="_Hlk217758027"/>
-      <w:r>
-        <w:rPr>
-          <w:szCs w:val="21"/>
-        </w:rPr>
-        <w:t>本课题</w:t>
-      </w:r>
-      <w:bookmarkEnd w:id="10"/>
-      <w:r>
-        <w:rPr>
-          <w:szCs w:val="21"/>
-        </w:rPr>
-        <w:t>探索了</w:t>
-      </w:r>
-      <w:r>
-        <w:rPr>
-          <w:szCs w:val="21"/>
-        </w:rPr>
-        <w:t>AI Agent</w:t>
-      </w:r>
-      <w:r>
-        <w:rPr>
-          <w:szCs w:val="21"/>
-        </w:rPr>
-        <w:t>在建筑工程这一垂直领域的具体应用范式。通过</w:t>
-      </w:r>
-      <w:r>
-        <w:rPr>
-          <w:rFonts w:hint="eastAsia"/>
-          <w:szCs w:val="21"/>
-        </w:rPr>
-        <w:t>研究和</w:t>
-      </w:r>
-      <w:r>
-        <w:rPr>
-          <w:szCs w:val="21"/>
-        </w:rPr>
-        <w:t>设计一个能够协调调度多个专业视觉分析模型、并利用</w:t>
-      </w:r>
-      <w:r>
-        <w:rPr>
-          <w:szCs w:val="21"/>
-        </w:rPr>
-        <w:t>LLM</w:t>
-      </w:r>
-      <w:r>
-        <w:rPr>
-          <w:szCs w:val="21"/>
-        </w:rPr>
-        <w:t>进行高层语义理解和决策的智能体系统，为多模态感知、任务分解、知识融合与决策生成一体化智能系统的设计与实现提供了有</w:t>
-      </w:r>
-      <w:r>
-        <w:rPr>
-          <w:szCs w:val="21"/>
-        </w:rPr>
-        <w:lastRenderedPageBreak/>
-        <w:t>价值的案例研究，丰富了</w:t>
-      </w:r>
-      <w:r>
-        <w:rPr>
-          <w:szCs w:val="21"/>
-        </w:rPr>
-        <w:t>AI for Science</w:t>
-      </w:r>
-      <w:r>
-        <w:rPr>
-          <w:szCs w:val="21"/>
-        </w:rPr>
-        <w:t>（</w:t>
-      </w:r>
-      <w:r>
-        <w:rPr>
-          <w:szCs w:val="21"/>
-        </w:rPr>
-        <w:t>AI4S</w:t>
-      </w:r>
-      <w:r>
-        <w:rPr>
-          <w:szCs w:val="21"/>
-        </w:rPr>
-        <w:t>）和</w:t>
-      </w:r>
-      <w:r>
-        <w:rPr>
-          <w:szCs w:val="21"/>
-        </w:rPr>
-        <w:t>AI for Engineering</w:t>
-      </w:r>
-      <w:r>
-        <w:rPr>
-          <w:szCs w:val="21"/>
-        </w:rPr>
-        <w:t>（</w:t>
-      </w:r>
-      <w:r>
-        <w:rPr>
-          <w:szCs w:val="21"/>
-        </w:rPr>
-        <w:t>AI4E</w:t>
-      </w:r>
-      <w:r>
-        <w:rPr>
-          <w:szCs w:val="21"/>
-        </w:rPr>
-        <w:t>）在土木建筑信息化领域的实践。</w:t>
+      <w:r>
+        <w:rPr>
+          <w:szCs w:val="21"/>
+        </w:rPr>
+        <w:t>针对不同幕墙材质，设计并实现专项视觉检测算法，以量化韧性指标。具体包括：根据跨学科（土木、材料、计算机）约束，设计或集成针对性算法，例如对玻璃区域进行平整度与破损检测，对金属区域进行锈蚀与变形检测，对石材区域进行裂缝检测等。</w:t>
       </w:r>
     </w:p>
     <w:p>
       <w:pPr>
         <w:spacing w:beforeLines="50" w:before="120" w:afterLines="50" w:after="120" w:line="360" w:lineRule="exact"/>
-        <w:ind w:firstLineChars="200" w:firstLine="420"/>
-        <w:rPr>
-          <w:rFonts w:ascii="Arial" w:eastAsia="黑体" w:hAnsi="Arial" w:cs="Arial" w:hint="eastAsia"/>
-          <w:szCs w:val="21"/>
-        </w:rPr>
-      </w:pPr>
-      <w:r>
         <w:rPr>
           <w:rFonts w:ascii="Arial" w:eastAsia="黑体" w:hAnsi="Arial" w:cs="Arial"/>
-          <w:szCs w:val="21"/>
-        </w:rPr>
-        <w:t>1.</w:t>
-      </w:r>
-      <w:r>
-        <w:rPr>
-          <w:rFonts w:ascii="Arial" w:eastAsia="黑体" w:hAnsi="Arial" w:cs="Arial"/>
-          <w:szCs w:val="21"/>
-        </w:rPr>
-        <w:t>3.2</w:t>
-      </w:r>
-      <w:r>
-        <w:rPr>
-          <w:rFonts w:ascii="Arial" w:eastAsia="黑体" w:hAnsi="Arial" w:cs="Arial"/>
-          <w:szCs w:val="21"/>
-        </w:rPr>
-        <w:t xml:space="preserve"> </w:t>
-      </w:r>
-      <w:bookmarkStart w:id="11" w:name="_Hlk217758043"/>
-      <w:bookmarkStart w:id="12" w:name="_Hlk217758044"/>
-      <w:r>
-        <w:rPr>
-          <w:rFonts w:ascii="Arial" w:eastAsia="黑体" w:hAnsi="Arial" w:cs="Arial" w:hint="eastAsia"/>
-          <w:szCs w:val="21"/>
-        </w:rPr>
-        <w:t>工程</w:t>
-      </w:r>
-      <w:r>
-        <w:rPr>
-          <w:rFonts w:ascii="Arial" w:eastAsia="黑体" w:hAnsi="Arial" w:cs="Arial"/>
-          <w:szCs w:val="21"/>
-        </w:rPr>
-        <w:t>实践价</w:t>
-      </w:r>
-      <w:bookmarkEnd w:id="11"/>
-      <w:r>
-        <w:rPr>
-          <w:rFonts w:ascii="Arial" w:eastAsia="黑体" w:hAnsi="Arial" w:cs="Arial"/>
-          <w:szCs w:val="21"/>
-        </w:rPr>
-        <w:t>值</w:t>
-      </w:r>
-      <w:bookmarkEnd w:id="12"/>
-    </w:p>
-    <w:p>
-      <w:pPr>
-        <w:spacing w:line="360" w:lineRule="exact"/>
-        <w:ind w:firstLineChars="200" w:firstLine="420"/>
-        <w:rPr>
-          <w:szCs w:val="21"/>
-        </w:rPr>
-      </w:pPr>
-      <w:r>
-        <w:rPr>
-          <w:szCs w:val="21"/>
-        </w:rPr>
-        <w:t>本课题</w:t>
-      </w:r>
-      <w:r>
-        <w:rPr>
-          <w:rFonts w:hint="eastAsia"/>
-          <w:szCs w:val="21"/>
-        </w:rPr>
-        <w:t>在</w:t>
-      </w:r>
-      <w:r>
-        <w:rPr>
-          <w:szCs w:val="21"/>
-        </w:rPr>
-        <w:t>工程实践</w:t>
-      </w:r>
-      <w:r>
-        <w:rPr>
-          <w:rFonts w:hint="eastAsia"/>
-          <w:szCs w:val="21"/>
-        </w:rPr>
-        <w:t>方面的</w:t>
-      </w:r>
-      <w:r>
-        <w:rPr>
-          <w:szCs w:val="21"/>
-        </w:rPr>
-        <w:t>价值</w:t>
-      </w:r>
-      <w:r>
-        <w:rPr>
-          <w:rFonts w:hint="eastAsia"/>
-          <w:szCs w:val="21"/>
-        </w:rPr>
-        <w:t>如下：</w:t>
-      </w:r>
-    </w:p>
-    <w:p>
-      <w:pPr>
-        <w:spacing w:line="360" w:lineRule="exact"/>
-        <w:ind w:firstLineChars="200" w:firstLine="422"/>
-        <w:rPr>
           <w:b/>
           <w:bCs/>
           <w:szCs w:val="21"/>
@@ -3158,251 +3601,31 @@
       </w:pPr>
       <w:r>
         <w:rPr>
-          <w:rFonts w:hint="eastAsia"/>
+          <w:rFonts w:ascii="Arial" w:eastAsia="黑体" w:hAnsi="Arial" w:cs="Arial"/>
           <w:b/>
           <w:bCs/>
           <w:szCs w:val="21"/>
         </w:rPr>
-        <w:t xml:space="preserve">1. </w:t>
-      </w:r>
-      <w:r>
-        <w:rPr>
-          <w:b/>
-          <w:bCs/>
-          <w:szCs w:val="21"/>
-        </w:rPr>
-        <w:t>提升</w:t>
-      </w:r>
-      <w:r>
-        <w:rPr>
-          <w:rFonts w:hint="eastAsia"/>
-          <w:b/>
-          <w:bCs/>
-          <w:szCs w:val="21"/>
-        </w:rPr>
-        <w:t>幕墙韧性</w:t>
-      </w:r>
-      <w:r>
-        <w:rPr>
-          <w:b/>
-          <w:bCs/>
-          <w:szCs w:val="21"/>
-        </w:rPr>
-        <w:t>评估效率与客观性</w:t>
-      </w:r>
-    </w:p>
-    <w:p>
-      <w:pPr>
-        <w:spacing w:line="360" w:lineRule="exact"/>
-        <w:ind w:firstLineChars="200" w:firstLine="420"/>
-        <w:rPr>
-          <w:szCs w:val="21"/>
-        </w:rPr>
-      </w:pPr>
-      <w:r>
-        <w:rPr>
-          <w:szCs w:val="21"/>
-        </w:rPr>
-        <w:t>实现海量无人机或固定摄像头采集图像的全自动批量化处理与智能分析，极大减少对人力的依赖，提高评估效率，并通过算法模型保证评估标准的客观与一致。</w:t>
-      </w:r>
-    </w:p>
-    <w:p>
-      <w:pPr>
-        <w:spacing w:line="360" w:lineRule="exact"/>
-        <w:ind w:firstLineChars="200" w:firstLine="422"/>
-        <w:rPr>
-          <w:b/>
-          <w:bCs/>
-          <w:szCs w:val="21"/>
-        </w:rPr>
-      </w:pPr>
-      <w:r>
-        <w:rPr>
-          <w:rFonts w:hint="eastAsia"/>
-          <w:b/>
-          <w:bCs/>
-          <w:szCs w:val="21"/>
-        </w:rPr>
-        <w:t xml:space="preserve">2. </w:t>
-      </w:r>
-      <w:r>
-        <w:rPr>
-          <w:b/>
-          <w:bCs/>
-          <w:szCs w:val="21"/>
-        </w:rPr>
-        <w:t>推动运维决策科学化</w:t>
-      </w:r>
-    </w:p>
-    <w:p>
-      <w:pPr>
-        <w:spacing w:line="360" w:lineRule="exact"/>
-        <w:ind w:firstLineChars="200" w:firstLine="420"/>
-        <w:rPr>
-          <w:szCs w:val="21"/>
-        </w:rPr>
-      </w:pPr>
-      <w:r>
-        <w:rPr>
-          <w:szCs w:val="21"/>
-        </w:rPr>
-        <w:t>生成的综合性韧性评估报告，不仅罗列缺陷，更评估其整体影响，为建筑资产管理方提供数据驱动的、结构化的决策支持。</w:t>
-      </w:r>
-    </w:p>
-    <w:p>
-      <w:pPr>
-        <w:spacing w:line="360" w:lineRule="exact"/>
-        <w:ind w:firstLineChars="200" w:firstLine="422"/>
-        <w:rPr>
-          <w:b/>
-          <w:bCs/>
-          <w:szCs w:val="21"/>
-        </w:rPr>
-      </w:pPr>
-      <w:r>
-        <w:rPr>
-          <w:rFonts w:hint="eastAsia"/>
-          <w:b/>
-          <w:bCs/>
-          <w:szCs w:val="21"/>
-        </w:rPr>
-        <w:t xml:space="preserve">3. </w:t>
-      </w:r>
-      <w:r>
-        <w:rPr>
-          <w:b/>
-          <w:bCs/>
-          <w:szCs w:val="21"/>
-        </w:rPr>
-        <w:t>促进建筑运维智能化转型</w:t>
-      </w:r>
-    </w:p>
-    <w:p>
-      <w:pPr>
-        <w:spacing w:line="360" w:lineRule="exact"/>
-        <w:ind w:firstLineChars="200" w:firstLine="420"/>
-        <w:rPr>
-          <w:szCs w:val="21"/>
-        </w:rPr>
-      </w:pPr>
-      <w:r>
-        <w:rPr>
-          <w:szCs w:val="21"/>
-        </w:rPr>
-        <w:t>本系统可作为</w:t>
-      </w:r>
-      <w:r>
-        <w:rPr>
-          <w:rFonts w:hint="eastAsia"/>
-          <w:szCs w:val="21"/>
-        </w:rPr>
-        <w:t>数字</w:t>
-      </w:r>
-      <w:r>
-        <w:rPr>
-          <w:szCs w:val="21"/>
-        </w:rPr>
-        <w:t>建筑智慧</w:t>
-      </w:r>
-      <w:r>
-        <w:rPr>
-          <w:rFonts w:hint="eastAsia"/>
-          <w:szCs w:val="21"/>
-        </w:rPr>
-        <w:t>幕墙</w:t>
-      </w:r>
-      <w:r>
-        <w:rPr>
-          <w:szCs w:val="21"/>
-        </w:rPr>
-        <w:t>运维平台中的一个核心智能分析组件，为构建更全面的建筑生命期健康管理生态系统提供关键技术支撑。</w:t>
-      </w:r>
-    </w:p>
-    <w:p>
-      <w:pPr>
-        <w:spacing w:beforeLines="50" w:before="120" w:afterLines="50" w:after="120" w:line="360" w:lineRule="exact"/>
-        <w:rPr>
-          <w:rFonts w:ascii="黑体" w:eastAsia="黑体"/>
-          <w:sz w:val="24"/>
-          <w:szCs w:val="24"/>
-        </w:rPr>
-      </w:pPr>
-      <w:r>
-        <w:rPr>
-          <w:rFonts w:ascii="黑体" w:eastAsia="黑体" w:hint="eastAsia"/>
-          <w:sz w:val="28"/>
-        </w:rPr>
-        <w:t>二、毕业设计（论文）方案介绍</w:t>
-      </w:r>
-      <w:r>
-        <w:rPr>
-          <w:rFonts w:ascii="黑体" w:eastAsia="黑体" w:hint="eastAsia"/>
-          <w:sz w:val="24"/>
-          <w:szCs w:val="24"/>
-        </w:rPr>
-        <w:t>（主要内容）</w:t>
-      </w:r>
-    </w:p>
-    <w:p>
-      <w:pPr>
-        <w:spacing w:line="360" w:lineRule="exact"/>
-        <w:ind w:firstLineChars="200" w:firstLine="420"/>
-        <w:rPr>
-          <w:szCs w:val="21"/>
-        </w:rPr>
-      </w:pPr>
-      <w:bookmarkStart w:id="13" w:name="_Hlk216174416"/>
-      <w:bookmarkStart w:id="14" w:name="_Hlk216174395"/>
-      <w:r>
-        <w:rPr>
-          <w:szCs w:val="21"/>
-        </w:rPr>
-        <w:t>本次毕业设计主要研究面向整体建筑幕墙的韧性智能评估软件系统的构建问题。即通过对单栋建筑的海量幕墙图像进行自动化批处理与智能分析，实现幕墙材质分类、韧性指标检测、基于</w:t>
-      </w:r>
-      <w:r>
-        <w:rPr>
-          <w:szCs w:val="21"/>
-        </w:rPr>
-        <w:t>AI Agent</w:t>
-      </w:r>
-      <w:r>
-        <w:rPr>
-          <w:szCs w:val="21"/>
-        </w:rPr>
-        <w:t>的多源结果整合与最终</w:t>
-      </w:r>
-      <w:bookmarkStart w:id="15" w:name="_Hlk216179290"/>
-      <w:r>
-        <w:rPr>
-          <w:rFonts w:hint="eastAsia"/>
-          <w:szCs w:val="21"/>
-        </w:rPr>
-        <w:t>韧性</w:t>
-      </w:r>
-      <w:r>
-        <w:rPr>
-          <w:szCs w:val="21"/>
-        </w:rPr>
-        <w:t>评估报告生成</w:t>
-      </w:r>
-      <w:bookmarkEnd w:id="15"/>
-      <w:r>
-        <w:rPr>
-          <w:szCs w:val="21"/>
-        </w:rPr>
-        <w:t>。本次毕业设计的重点研究内容如下：</w:t>
-      </w:r>
-    </w:p>
-    <w:p>
-      <w:pPr>
-        <w:spacing w:beforeLines="50" w:before="120" w:afterLines="50" w:after="120" w:line="360" w:lineRule="exact"/>
+        <w:t>1.</w:t>
+      </w:r>
+      <w:r>
         <w:rPr>
           <w:rFonts w:ascii="Arial" w:eastAsia="黑体" w:hAnsi="Arial" w:cs="Arial" w:hint="eastAsia"/>
           <w:b/>
           <w:bCs/>
           <w:szCs w:val="21"/>
         </w:rPr>
-      </w:pPr>
+        <w:t xml:space="preserve">4 </w:t>
+      </w:r>
+      <w:r>
+        <w:rPr>
+          <w:rFonts w:eastAsia="黑体"/>
+          <w:b/>
+          <w:bCs/>
+          <w:szCs w:val="21"/>
+        </w:rPr>
+        <w:t>AI Agent</w:t>
+      </w:r>
       <w:r>
         <w:rPr>
           <w:rFonts w:ascii="Arial" w:eastAsia="黑体" w:hAnsi="Arial" w:cs="Arial"/>
@@ -3410,6 +3633,91 @@
           <w:bCs/>
           <w:szCs w:val="21"/>
         </w:rPr>
+        <w:t>设计与韧性评估报告生成</w:t>
+      </w:r>
+    </w:p>
+    <w:p>
+      <w:pPr>
+        <w:spacing w:line="360" w:lineRule="exact"/>
+        <w:ind w:firstLineChars="200" w:firstLine="420"/>
+        <w:rPr>
+          <w:szCs w:val="21"/>
+        </w:rPr>
+      </w:pPr>
+      <w:r>
+        <w:rPr>
+          <w:szCs w:val="21"/>
+        </w:rPr>
+        <w:t>构建</w:t>
+      </w:r>
+      <w:r>
+        <w:rPr>
+          <w:szCs w:val="21"/>
+        </w:rPr>
+        <w:t>AI Agent</w:t>
+      </w:r>
+      <w:r>
+        <w:rPr>
+          <w:szCs w:val="21"/>
+        </w:rPr>
+        <w:t>的核心决策逻辑，使其能自动调度分类与各专项检测模块，并融合多源局部检测结果。结合大型语言模型（</w:t>
+      </w:r>
+      <w:r>
+        <w:rPr>
+          <w:szCs w:val="21"/>
+        </w:rPr>
+        <w:t>LLM</w:t>
+      </w:r>
+      <w:r>
+        <w:rPr>
+          <w:szCs w:val="21"/>
+        </w:rPr>
+        <w:t>）技术，通过提示工程（</w:t>
+      </w:r>
+      <w:r>
+        <w:rPr>
+          <w:szCs w:val="21"/>
+        </w:rPr>
+        <w:t>Prompt Engineering</w:t>
+      </w:r>
+      <w:r>
+        <w:rPr>
+          <w:szCs w:val="21"/>
+        </w:rPr>
+        <w:t>）与相关知识嵌入，使系统能理解幕墙系统的整体性，综合评估各类损伤对整体韧性的影响，并自动化生成结构化的专业评估报告。设计实验，验证</w:t>
+      </w:r>
+      <w:r>
+        <w:rPr>
+          <w:szCs w:val="21"/>
+        </w:rPr>
+        <w:t>AI Agent</w:t>
+      </w:r>
+      <w:r>
+        <w:rPr>
+          <w:szCs w:val="21"/>
+        </w:rPr>
+        <w:t>决策与报告生成的准确率。</w:t>
+      </w:r>
+      <w:bookmarkEnd w:id="13"/>
+    </w:p>
+    <w:p>
+      <w:pPr>
+        <w:spacing w:beforeLines="50" w:before="120" w:afterLines="50" w:after="120" w:line="360" w:lineRule="exact"/>
+        <w:rPr>
+          <w:rFonts w:ascii="Arial" w:eastAsia="黑体" w:hAnsi="Arial" w:cs="Arial"/>
+          <w:b/>
+          <w:bCs/>
+          <w:szCs w:val="21"/>
+        </w:rPr>
+      </w:pPr>
+      <w:r>
+        <w:rPr>
+          <w:rFonts w:ascii="Arial" w:eastAsia="黑体" w:hAnsi="Arial" w:cs="Arial"/>
+          <w:b/>
+          <w:bCs/>
+          <w:szCs w:val="21"/>
+        </w:rPr>
+        <w:lastRenderedPageBreak/>
         <w:t>1.</w:t>
       </w:r>
       <w:r>
@@ -3419,354 +3727,7 @@
           <w:bCs/>
           <w:szCs w:val="21"/>
         </w:rPr>
-        <w:t>1</w:t>
-      </w:r>
-      <w:r>
-        <w:rPr>
-          <w:rFonts w:ascii="Arial" w:eastAsia="黑体" w:hAnsi="Arial" w:cs="Arial" w:hint="eastAsia"/>
-          <w:b/>
-          <w:bCs/>
-          <w:szCs w:val="21"/>
-        </w:rPr>
-        <w:t xml:space="preserve"> </w:t>
-      </w:r>
-      <w:r>
-        <w:rPr>
-          <w:rFonts w:ascii="Arial" w:eastAsia="黑体" w:hAnsi="Arial" w:cs="Arial"/>
-          <w:b/>
-          <w:bCs/>
-          <w:szCs w:val="21"/>
-        </w:rPr>
-        <w:t>工程数据集的收集和软件架构分析与设计</w:t>
-      </w:r>
-    </w:p>
-    <w:p>
-      <w:pPr>
-        <w:spacing w:line="360" w:lineRule="exact"/>
-        <w:ind w:firstLineChars="200" w:firstLine="420"/>
-        <w:rPr>
-          <w:szCs w:val="21"/>
-        </w:rPr>
-      </w:pPr>
-      <w:r>
-        <w:rPr>
-          <w:szCs w:val="21"/>
-        </w:rPr>
-        <w:t>构建高质量建筑幕墙工程数据集，并针对高分辨率幕墙图像的处理需求，重点研究并设计一个稳定、高效的底层软件框架。核心工作包括：对比分析基于任务队列、线程池及异步并发等不同架构方案（如单体多线程与微服务编排），并从性能、经济性及工程可行性等维度评估其优劣；最终实现一个能对图像预处理、模型推理等任务进行统一调度与管理的系统，确保高吞吐量与资源最优利用。</w:t>
-      </w:r>
-    </w:p>
-    <w:p>
-      <w:pPr>
-        <w:spacing w:beforeLines="50" w:before="120" w:afterLines="50" w:after="120" w:line="360" w:lineRule="exact"/>
-        <w:rPr>
-          <w:rFonts w:ascii="Arial" w:eastAsia="黑体" w:hAnsi="Arial" w:cs="Arial" w:hint="eastAsia"/>
-          <w:b/>
-          <w:bCs/>
-          <w:szCs w:val="21"/>
-        </w:rPr>
-      </w:pPr>
-      <w:r>
-        <w:rPr>
-          <w:rFonts w:ascii="Arial" w:eastAsia="黑体" w:hAnsi="Arial" w:cs="Arial"/>
-          <w:b/>
-          <w:bCs/>
-          <w:szCs w:val="21"/>
-        </w:rPr>
-        <w:t>1.</w:t>
-      </w:r>
-      <w:r>
-        <w:rPr>
-          <w:rFonts w:ascii="Arial" w:eastAsia="黑体" w:hAnsi="Arial" w:cs="Arial" w:hint="eastAsia"/>
-          <w:b/>
-          <w:bCs/>
-          <w:szCs w:val="21"/>
-        </w:rPr>
-        <w:t>2</w:t>
-      </w:r>
-      <w:r>
-        <w:rPr>
-          <w:rFonts w:ascii="Arial" w:eastAsia="黑体" w:hAnsi="Arial" w:cs="Arial" w:hint="eastAsia"/>
-          <w:b/>
-          <w:bCs/>
-          <w:szCs w:val="21"/>
-        </w:rPr>
-        <w:t xml:space="preserve"> </w:t>
-      </w:r>
-      <w:r>
-        <w:rPr>
-          <w:rFonts w:ascii="Arial" w:eastAsia="黑体" w:hAnsi="Arial" w:cs="Arial"/>
-          <w:b/>
-          <w:bCs/>
-          <w:szCs w:val="21"/>
-        </w:rPr>
-        <w:t>幕墙多材质智能分类模型设计</w:t>
-      </w:r>
-    </w:p>
-    <w:p>
-      <w:pPr>
-        <w:spacing w:line="360" w:lineRule="exact"/>
-        <w:ind w:firstLineChars="200" w:firstLine="420"/>
-        <w:rPr>
-          <w:rFonts w:hint="eastAsia"/>
-          <w:szCs w:val="21"/>
-        </w:rPr>
-      </w:pPr>
-      <w:r>
-        <w:rPr>
-          <w:szCs w:val="21"/>
-        </w:rPr>
-        <w:t>构建一个基于深度学习的幕墙图像分类模型。工作涵盖：收集与整理涵盖玻璃、金属、石材等主要材质及构件的图像数据；进行数据清洗、标注与增强；选择并训练合适的卷积神经网络（如</w:t>
-      </w:r>
-      <w:proofErr w:type="spellStart"/>
-      <w:r>
-        <w:rPr>
-          <w:szCs w:val="21"/>
-        </w:rPr>
-        <w:t>ResNet</w:t>
-      </w:r>
-      <w:proofErr w:type="spellEnd"/>
-      <w:r>
-        <w:rPr>
-          <w:szCs w:val="21"/>
-        </w:rPr>
-        <w:t>、</w:t>
-      </w:r>
-      <w:proofErr w:type="spellStart"/>
-      <w:r>
-        <w:rPr>
-          <w:szCs w:val="21"/>
-        </w:rPr>
-        <w:t>EfficientNet</w:t>
-      </w:r>
-      <w:proofErr w:type="spellEnd"/>
-      <w:r>
-        <w:rPr>
-          <w:szCs w:val="21"/>
-        </w:rPr>
-        <w:t>等）模型，实现高精度、鲁棒的材质自动识别。</w:t>
-      </w:r>
-    </w:p>
-    <w:p>
-      <w:pPr>
-        <w:spacing w:beforeLines="50" w:before="120" w:afterLines="50" w:after="120" w:line="360" w:lineRule="exact"/>
-        <w:rPr>
-          <w:rFonts w:ascii="Arial" w:eastAsia="黑体" w:hAnsi="Arial" w:cs="Arial" w:hint="eastAsia"/>
-          <w:b/>
-          <w:bCs/>
-          <w:szCs w:val="21"/>
-        </w:rPr>
-      </w:pPr>
-      <w:r>
-        <w:rPr>
-          <w:rFonts w:ascii="Arial" w:eastAsia="黑体" w:hAnsi="Arial" w:cs="Arial"/>
-          <w:b/>
-          <w:bCs/>
-          <w:szCs w:val="21"/>
-        </w:rPr>
-        <w:t>1.</w:t>
-      </w:r>
-      <w:r>
-        <w:rPr>
-          <w:rFonts w:ascii="Arial" w:eastAsia="黑体" w:hAnsi="Arial" w:cs="Arial"/>
-          <w:b/>
-          <w:bCs/>
-          <w:szCs w:val="21"/>
-        </w:rPr>
-        <w:t>3</w:t>
-      </w:r>
-      <w:r>
-        <w:rPr>
-          <w:rFonts w:ascii="Arial" w:eastAsia="黑体" w:hAnsi="Arial" w:cs="Arial" w:hint="eastAsia"/>
-          <w:b/>
-          <w:bCs/>
-          <w:szCs w:val="21"/>
-        </w:rPr>
-        <w:t xml:space="preserve"> </w:t>
-      </w:r>
-      <w:r>
-        <w:rPr>
-          <w:rFonts w:ascii="Arial" w:eastAsia="黑体" w:hAnsi="Arial" w:cs="Arial"/>
-          <w:b/>
-          <w:bCs/>
-          <w:szCs w:val="21"/>
-        </w:rPr>
-        <w:t>幕墙韧性评估算法设计</w:t>
-      </w:r>
-    </w:p>
-    <w:p>
-      <w:pPr>
-        <w:spacing w:line="360" w:lineRule="exact"/>
-        <w:ind w:firstLineChars="200" w:firstLine="420"/>
-        <w:rPr>
-          <w:rFonts w:hint="eastAsia"/>
-          <w:szCs w:val="21"/>
-        </w:rPr>
-      </w:pPr>
-      <w:r>
-        <w:rPr>
-          <w:szCs w:val="21"/>
-        </w:rPr>
-        <w:t>针对不同幕墙材质，设计并实现专项视觉检测算法，以量化韧性指标。具体包括：根据跨学科（土木、材料、计算机）约束，设计或集成针对性算法，例如对玻璃区域进行平整度与破损检测，对金属区域进行锈蚀与变形检测，对石材区域进行裂缝检测等。</w:t>
-      </w:r>
-    </w:p>
-    <w:p>
-      <w:pPr>
-        <w:spacing w:beforeLines="50" w:before="120" w:afterLines="50" w:after="120" w:line="360" w:lineRule="exact"/>
-        <w:rPr>
-          <w:rFonts w:ascii="Arial" w:eastAsia="黑体" w:hAnsi="Arial" w:cs="Arial" w:hint="eastAsia"/>
-          <w:b/>
-          <w:bCs/>
-          <w:szCs w:val="21"/>
-        </w:rPr>
-      </w:pPr>
-      <w:r>
-        <w:rPr>
-          <w:rFonts w:ascii="Arial" w:eastAsia="黑体" w:hAnsi="Arial" w:cs="Arial"/>
-          <w:b/>
-          <w:bCs/>
-          <w:szCs w:val="21"/>
-        </w:rPr>
-        <w:t>1.</w:t>
-      </w:r>
-      <w:r>
-        <w:rPr>
-          <w:rFonts w:ascii="Arial" w:eastAsia="黑体" w:hAnsi="Arial" w:cs="Arial" w:hint="eastAsia"/>
-          <w:b/>
-          <w:bCs/>
-          <w:szCs w:val="21"/>
-        </w:rPr>
-        <w:t>4</w:t>
-      </w:r>
-      <w:r>
-        <w:rPr>
-          <w:rFonts w:ascii="Arial" w:eastAsia="黑体" w:hAnsi="Arial" w:cs="Arial" w:hint="eastAsia"/>
-          <w:b/>
-          <w:bCs/>
-          <w:szCs w:val="21"/>
-        </w:rPr>
-        <w:t xml:space="preserve"> </w:t>
-      </w:r>
-      <w:r>
-        <w:rPr>
-          <w:rFonts w:eastAsia="黑体"/>
-          <w:b/>
-          <w:bCs/>
-          <w:szCs w:val="21"/>
-        </w:rPr>
-        <w:t>AI Agent</w:t>
-      </w:r>
-      <w:r>
-        <w:rPr>
-          <w:rFonts w:ascii="Arial" w:eastAsia="黑体" w:hAnsi="Arial" w:cs="Arial"/>
-          <w:b/>
-          <w:bCs/>
-          <w:szCs w:val="21"/>
-        </w:rPr>
-        <w:t>设计与韧性评估报告生成</w:t>
-      </w:r>
-    </w:p>
-    <w:p>
-      <w:pPr>
-        <w:spacing w:line="360" w:lineRule="exact"/>
-        <w:ind w:firstLineChars="200" w:firstLine="420"/>
-        <w:rPr>
-          <w:rFonts w:hint="eastAsia"/>
-          <w:szCs w:val="21"/>
-        </w:rPr>
-      </w:pPr>
-      <w:r>
-        <w:rPr>
-          <w:szCs w:val="21"/>
-        </w:rPr>
-        <w:t>构建</w:t>
-      </w:r>
-      <w:r>
-        <w:rPr>
-          <w:szCs w:val="21"/>
-        </w:rPr>
-        <w:t>AI Agent</w:t>
-      </w:r>
-      <w:r>
-        <w:rPr>
-          <w:szCs w:val="21"/>
-        </w:rPr>
-        <w:t>的核心决策逻辑，使其能自动调度分类与各专项检测模块，并融合多源局部检测结果。结合大型语言模型（</w:t>
-      </w:r>
-      <w:r>
-        <w:rPr>
-          <w:szCs w:val="21"/>
-        </w:rPr>
-        <w:t>LLM</w:t>
-      </w:r>
-      <w:r>
-        <w:rPr>
-          <w:szCs w:val="21"/>
-        </w:rPr>
-        <w:t>）技术，通过提示工程（</w:t>
-      </w:r>
-      <w:r>
-        <w:rPr>
-          <w:szCs w:val="21"/>
-        </w:rPr>
-        <w:t>Prompt Engineering</w:t>
-      </w:r>
-      <w:r>
-        <w:rPr>
-          <w:szCs w:val="21"/>
-        </w:rPr>
-        <w:t>）与相关知识嵌入，使系统能理解幕墙系统的整体性，综合评估各类损伤对整体韧性的影响，并自动化生成结构化的专业评估报告。设计实验，验证</w:t>
-      </w:r>
-      <w:r>
-        <w:rPr>
-          <w:szCs w:val="21"/>
-        </w:rPr>
-        <w:t>AI Agent</w:t>
-      </w:r>
-      <w:r>
-        <w:rPr>
-          <w:szCs w:val="21"/>
-        </w:rPr>
-        <w:t>决策与报告生成的准确率。</w:t>
-      </w:r>
-      <w:bookmarkEnd w:id="13"/>
-    </w:p>
-    <w:p>
-      <w:pPr>
-        <w:spacing w:beforeLines="50" w:before="120" w:afterLines="50" w:after="120" w:line="360" w:lineRule="exact"/>
-        <w:rPr>
-          <w:rFonts w:ascii="Arial" w:eastAsia="黑体" w:hAnsi="Arial" w:cs="Arial" w:hint="eastAsia"/>
-          <w:b/>
-          <w:bCs/>
-          <w:szCs w:val="21"/>
-        </w:rPr>
-      </w:pPr>
-      <w:r>
-        <w:rPr>
-          <w:rFonts w:ascii="Arial" w:eastAsia="黑体" w:hAnsi="Arial" w:cs="Arial"/>
-          <w:b/>
-          <w:bCs/>
-          <w:szCs w:val="21"/>
-        </w:rPr>
-        <w:lastRenderedPageBreak/>
-        <w:t>1.</w:t>
-      </w:r>
-      <w:r>
-        <w:rPr>
-          <w:rFonts w:ascii="Arial" w:eastAsia="黑体" w:hAnsi="Arial" w:cs="Arial" w:hint="eastAsia"/>
-          <w:b/>
-          <w:bCs/>
-          <w:szCs w:val="21"/>
-        </w:rPr>
-        <w:t>5</w:t>
-      </w:r>
-      <w:r>
-        <w:rPr>
-          <w:rFonts w:ascii="Arial" w:eastAsia="黑体" w:hAnsi="Arial" w:cs="Arial" w:hint="eastAsia"/>
-          <w:b/>
-          <w:bCs/>
-          <w:szCs w:val="21"/>
-        </w:rPr>
-        <w:t xml:space="preserve"> </w:t>
+        <w:t xml:space="preserve">5 </w:t>
       </w:r>
       <w:r>
         <w:rPr>
@@ -4060,23 +4021,7 @@
           <w:color w:val="000000" w:themeColor="text1"/>
           <w:szCs w:val="21"/>
         </w:rPr>
-        <w:t xml:space="preserve">Cheng Zhang, Feng Wang, Yang Zou, Johannes </w:t>
-      </w:r>
-      <w:proofErr w:type="spellStart"/>
-      <w:r>
-        <w:rPr>
-          <w:color w:val="000000" w:themeColor="text1"/>
-          <w:szCs w:val="21"/>
-        </w:rPr>
-        <w:t>Dimyadi</w:t>
-      </w:r>
-      <w:proofErr w:type="spellEnd"/>
-      <w:r>
-        <w:rPr>
-          <w:color w:val="000000" w:themeColor="text1"/>
-          <w:szCs w:val="21"/>
-        </w:rPr>
-        <w:t xml:space="preserve">, Brian H.W. Guo, Lei Hou, Automated UAV image-to-BIM registration for building façade inspection using improved </w:t>
+        <w:t xml:space="preserve">Cheng Zhang, Feng Wang, Yang Zou, Johannes Dimyadi, Brian H.W. Guo, Lei Hou, Automated UAV image-to-BIM registration for building façade inspection using improved </w:t>
       </w:r>
       <w:proofErr w:type="spellStart"/>
       <w:r>
@@ -4230,23 +4175,7 @@
           <w:color w:val="000000" w:themeColor="text1"/>
           <w:szCs w:val="21"/>
         </w:rPr>
-        <w:t xml:space="preserve">Yi </w:t>
-      </w:r>
-      <w:proofErr w:type="spellStart"/>
-      <w:r>
-        <w:rPr>
-          <w:color w:val="000000" w:themeColor="text1"/>
-          <w:szCs w:val="21"/>
-        </w:rPr>
-        <w:t>Zhike</w:t>
-      </w:r>
-      <w:proofErr w:type="spellEnd"/>
-      <w:r>
-        <w:rPr>
-          <w:color w:val="000000" w:themeColor="text1"/>
-          <w:szCs w:val="21"/>
-        </w:rPr>
-        <w:t xml:space="preserve">, et </w:t>
+        <w:t xml:space="preserve">Yi Zhike, et </w:t>
       </w:r>
       <w:proofErr w:type="spellStart"/>
       <w:r>
@@ -4626,6 +4555,22 @@
             <w:pPr>
               <w:spacing w:line="360" w:lineRule="exact"/>
               <w:rPr>
+                <w:rFonts w:ascii="宋体" w:hAnsi="宋体"/>
+                <w:szCs w:val="21"/>
+              </w:rPr>
+            </w:pPr>
+            <w:r>
+              <w:rPr>
+                <w:rFonts w:ascii="宋体" w:hAnsi="宋体"/>
+                <w:szCs w:val="21"/>
+              </w:rPr>
+              <w:t>该课题基于科研项目，研发解决工程实际问题的解决方案及软件原型。同意开题。</w:t>
+            </w:r>
+          </w:p>
+          <w:p>
+            <w:pPr>
+              <w:spacing w:line="360" w:lineRule="exact"/>
+              <w:rPr>
                 <w:rFonts w:ascii="黑体" w:eastAsia="黑体" w:hAnsi="黑体"/>
                 <w:szCs w:val="21"/>
               </w:rPr>
@@ -4675,15 +4620,79 @@
                 <w:szCs w:val="21"/>
               </w:rPr>
             </w:pPr>
-          </w:p>
-          <w:p>
-            <w:pPr>
-              <w:spacing w:line="360" w:lineRule="exact"/>
-              <w:rPr>
-                <w:rFonts w:ascii="黑体" w:eastAsia="黑体" w:hAnsi="黑体"/>
+            <w:r>
+              <w:rPr>
+                <w:noProof/>
                 <w:szCs w:val="21"/>
               </w:rPr>
-            </w:pPr>
+              <w:drawing>
+                <wp:anchor distT="0" distB="0" distL="114300" distR="114300" simplePos="0" relativeHeight="251659264" behindDoc="0" locked="0" layoutInCell="1" allowOverlap="1" wp14:anchorId="4EC74FDD" wp14:editId="69B411FA">
+                  <wp:simplePos x="0" y="0"/>
+                  <wp:positionH relativeFrom="margin">
+                    <wp:posOffset>4244975</wp:posOffset>
+                  </wp:positionH>
+                  <wp:positionV relativeFrom="page">
+                    <wp:posOffset>1911985</wp:posOffset>
+                  </wp:positionV>
+                  <wp:extent cx="547370" cy="330835"/>
+                  <wp:effectExtent l="0" t="0" r="0" b="0"/>
+                  <wp:wrapNone/>
+                  <wp:docPr id="1599591378" name="图片 1"/>
+                  <wp:cNvGraphicFramePr>
+                    <a:graphicFrameLocks xmlns:a="http://schemas.openxmlformats.org/drawingml/2006/main" noChangeAspect="1"/>
+                  </wp:cNvGraphicFramePr>
+                  <a:graphic xmlns:a="http://schemas.openxmlformats.org/drawingml/2006/main">
+                    <a:graphicData uri="http://schemas.openxmlformats.org/drawingml/2006/picture">
+                      <pic:pic xmlns:pic="http://schemas.openxmlformats.org/drawingml/2006/picture">
+                        <pic:nvPicPr>
+                          <pic:cNvPr id="0" name="Picture 1"/>
+                          <pic:cNvPicPr>
+                            <a:picLocks noChangeAspect="1" noChangeArrowheads="1"/>
+                          </pic:cNvPicPr>
+                        </pic:nvPicPr>
+                        <pic:blipFill rotWithShape="1">
+                          <a:blip r:embed="rId7" cstate="print">
+                            <a:extLst>
+                              <a:ext uri="{28A0092B-C50C-407E-A947-70E740481C1C}">
+                                <a14:useLocalDpi xmlns:a14="http://schemas.microsoft.com/office/drawing/2010/main" val="0"/>
+                              </a:ext>
+                            </a:extLst>
+                          </a:blip>
+                          <a:srcRect l="4723" t="10965" r="12531" b="12987"/>
+                          <a:stretch>
+                            <a:fillRect/>
+                          </a:stretch>
+                        </pic:blipFill>
+                        <pic:spPr bwMode="auto">
+                          <a:xfrm>
+                            <a:off x="0" y="0"/>
+                            <a:ext cx="547370" cy="330835"/>
+                          </a:xfrm>
+                          <a:prstGeom prst="rect">
+                            <a:avLst/>
+                          </a:prstGeom>
+                          <a:noFill/>
+                          <a:ln>
+                            <a:noFill/>
+                          </a:ln>
+                          <a:extLst>
+                            <a:ext uri="{53640926-AAD7-44D8-BBD7-CCE9431645EC}">
+                              <a14:shadowObscured xmlns:a14="http://schemas.microsoft.com/office/drawing/2010/main"/>
+                            </a:ext>
+                          </a:extLst>
+                        </pic:spPr>
+                      </pic:pic>
+                    </a:graphicData>
+                  </a:graphic>
+                  <wp14:sizeRelH relativeFrom="margin">
+                    <wp14:pctWidth>0</wp14:pctWidth>
+                  </wp14:sizeRelH>
+                  <wp14:sizeRelV relativeFrom="margin">
+                    <wp14:pctHeight>0</wp14:pctHeight>
+                  </wp14:sizeRelV>
+                </wp:anchor>
+              </w:drawing>
+            </w:r>
           </w:p>
           <w:bookmarkEnd w:id="22"/>
           <w:p>
@@ -4746,11 +4755,19 @@
             </w:r>
             <w:r>
               <w:rPr>
+                <w:rFonts w:ascii="黑体" w:eastAsia="黑体" w:hAnsi="黑体"/>
+                <w:szCs w:val="21"/>
+                <w:u w:val="single"/>
+              </w:rPr>
+              <w:t xml:space="preserve"> </w:t>
+            </w:r>
+            <w:r>
+              <w:rPr>
                 <w:rFonts w:ascii="黑体" w:eastAsia="黑体" w:hAnsi="黑体" w:hint="eastAsia"/>
                 <w:szCs w:val="21"/>
                 <w:u w:val="single"/>
               </w:rPr>
-              <w:t xml:space="preserve">  </w:t>
+              <w:t xml:space="preserve"> </w:t>
             </w:r>
             <w:r>
               <w:rPr>
@@ -4758,7 +4775,30 @@
                 <w:szCs w:val="21"/>
                 <w:u w:val="single"/>
               </w:rPr>
+              <w:t xml:space="preserve">2026 </w:t>
+            </w:r>
+            <w:r>
+              <w:rPr>
+                <w:rFonts w:ascii="黑体" w:eastAsia="黑体" w:hAnsi="黑体"/>
+                <w:szCs w:val="21"/>
+                <w:u w:val="single"/>
+              </w:rPr>
               <w:t xml:space="preserve">  </w:t>
+            </w:r>
+            <w:r>
+              <w:rPr>
+                <w:rFonts w:ascii="黑体" w:eastAsia="黑体" w:hAnsi="黑体" w:hint="eastAsia"/>
+                <w:szCs w:val="21"/>
+              </w:rPr>
+              <w:t>年</w:t>
+            </w:r>
+            <w:r>
+              <w:rPr>
+                <w:rFonts w:ascii="黑体" w:eastAsia="黑体" w:hAnsi="黑体"/>
+                <w:szCs w:val="21"/>
+                <w:u w:val="single"/>
+              </w:rPr>
+              <w:t xml:space="preserve"> </w:t>
             </w:r>
             <w:r>
               <w:rPr>
@@ -4766,7 +4806,7 @@
                 <w:szCs w:val="21"/>
                 <w:u w:val="single"/>
               </w:rPr>
-              <w:t xml:space="preserve">  </w:t>
+              <w:t xml:space="preserve"> </w:t>
             </w:r>
             <w:r>
               <w:rPr>
@@ -4774,14 +4814,7 @@
                 <w:szCs w:val="21"/>
                 <w:u w:val="single"/>
               </w:rPr>
-              <w:t xml:space="preserve">   </w:t>
-            </w:r>
-            <w:r>
-              <w:rPr>
-                <w:rFonts w:ascii="黑体" w:eastAsia="黑体" w:hAnsi="黑体" w:hint="eastAsia"/>
-                <w:szCs w:val="21"/>
-              </w:rPr>
-              <w:t>年</w:t>
+              <w:t>1</w:t>
             </w:r>
             <w:r>
               <w:rPr>
@@ -4789,6 +4822,21 @@
                 <w:szCs w:val="21"/>
                 <w:u w:val="single"/>
               </w:rPr>
+              <w:t xml:space="preserve">  </w:t>
+            </w:r>
+            <w:r>
+              <w:rPr>
+                <w:rFonts w:ascii="黑体" w:eastAsia="黑体" w:hAnsi="黑体" w:hint="eastAsia"/>
+                <w:szCs w:val="21"/>
+              </w:rPr>
+              <w:t>月</w:t>
+            </w:r>
+            <w:r>
+              <w:rPr>
+                <w:rFonts w:ascii="黑体" w:eastAsia="黑体" w:hAnsi="黑体"/>
+                <w:szCs w:val="21"/>
+                <w:u w:val="single"/>
+              </w:rPr>
               <w:t xml:space="preserve"> </w:t>
             </w:r>
             <w:r>
@@ -4797,7 +4845,7 @@
                 <w:szCs w:val="21"/>
                 <w:u w:val="single"/>
               </w:rPr>
-              <w:t xml:space="preserve">  </w:t>
+              <w:t xml:space="preserve"> </w:t>
             </w:r>
             <w:r>
               <w:rPr>
@@ -4805,22 +4853,7 @@
                 <w:szCs w:val="21"/>
                 <w:u w:val="single"/>
               </w:rPr>
-              <w:t xml:space="preserve">  </w:t>
-            </w:r>
-            <w:r>
-              <w:rPr>
-                <w:rFonts w:ascii="黑体" w:eastAsia="黑体" w:hAnsi="黑体" w:hint="eastAsia"/>
-                <w:szCs w:val="21"/>
-              </w:rPr>
-              <w:t>月</w:t>
-            </w:r>
-            <w:r>
-              <w:rPr>
-                <w:rFonts w:ascii="黑体" w:eastAsia="黑体" w:hAnsi="黑体"/>
-                <w:szCs w:val="21"/>
-                <w:u w:val="single"/>
-              </w:rPr>
-              <w:t xml:space="preserve">  </w:t>
+              <w:t>6</w:t>
             </w:r>
             <w:r>
               <w:rPr>
@@ -4828,7 +4861,7 @@
                 <w:szCs w:val="21"/>
                 <w:u w:val="single"/>
               </w:rPr>
-              <w:t xml:space="preserve">  </w:t>
+              <w:t xml:space="preserve"> </w:t>
             </w:r>
             <w:r>
               <w:rPr>

--- a/Documentations/毕业设计（论文）开题报告.docx
+++ b/Documentations/毕业设计（论文）开题报告.docx
@@ -17,7 +17,7 @@
           <w:noProof/>
         </w:rPr>
         <w:drawing>
-          <wp:inline distT="0" distB="0" distL="0" distR="0" wp14:anchorId="14A0D486" wp14:editId="3C228381">
+          <wp:inline distT="0" distB="0" distL="0" distR="0" wp14:anchorId="14A0D486" wp14:editId="31CD7E4B">
             <wp:extent cx="2540000" cy="624840"/>
             <wp:effectExtent l="0" t="0" r="0" b="0"/>
             <wp:docPr id="1119224401" name="图片 1"/>
@@ -754,7 +754,15 @@
                 <w:sz w:val="32"/>
                 <w:szCs w:val="32"/>
               </w:rPr>
-              <w:t>2025</w:t>
+              <w:t>202</w:t>
+            </w:r>
+            <w:r>
+              <w:rPr>
+                <w:rFonts w:ascii="宋体" w:hAnsi="宋体"/>
+                <w:sz w:val="32"/>
+                <w:szCs w:val="32"/>
+              </w:rPr>
+              <w:t>6</w:t>
             </w:r>
           </w:p>
         </w:tc>
@@ -807,7 +815,7 @@
                 <w:sz w:val="32"/>
                 <w:szCs w:val="32"/>
               </w:rPr>
-              <w:t>12</w:t>
+              <w:t>1</w:t>
             </w:r>
           </w:p>
         </w:tc>
@@ -860,7 +868,7 @@
                 <w:sz w:val="32"/>
                 <w:szCs w:val="32"/>
               </w:rPr>
-              <w:t>27</w:t>
+              <w:t>4</w:t>
             </w:r>
           </w:p>
         </w:tc>
@@ -4564,8 +4572,17 @@
                 <w:rFonts w:ascii="宋体" w:hAnsi="宋体"/>
                 <w:szCs w:val="21"/>
               </w:rPr>
-              <w:t>该课题基于科研项目，研发解决工程实际问题的解决方案及软件原型。同意开题。</w:t>
-            </w:r>
+              <w:t>该课题基于科研项目，研发解决工程实际问题的解决方案及软件原型。</w:t>
+            </w:r>
+            <w:bookmarkStart w:id="23" w:name="_Hlk230025359"/>
+            <w:r>
+              <w:rPr>
+                <w:rFonts w:ascii="宋体" w:hAnsi="宋体"/>
+                <w:szCs w:val="21"/>
+              </w:rPr>
+              <w:t>同意开题。</w:t>
+            </w:r>
+            <w:bookmarkEnd w:id="23"/>
           </w:p>
           <w:p>
             <w:pPr>
@@ -4745,6 +4762,7 @@
                 <w:szCs w:val="21"/>
               </w:rPr>
             </w:pPr>
+            <w:bookmarkStart w:id="24" w:name="_Hlk230025426"/>
             <w:r>
               <w:rPr>
                 <w:rFonts w:ascii="黑体" w:eastAsia="黑体" w:hAnsi="黑体"/>
@@ -4879,6 +4897,7 @@
               <w:t>日</w:t>
             </w:r>
           </w:p>
+          <w:bookmarkEnd w:id="24"/>
           <w:p>
             <w:pPr>
               <w:spacing w:line="360" w:lineRule="exact"/>
@@ -4931,10 +4950,17 @@
             <w:pPr>
               <w:spacing w:line="360" w:lineRule="exact"/>
               <w:rPr>
-                <w:rFonts w:ascii="黑体" w:eastAsia="黑体" w:hAnsi="黑体"/>
+                <w:rFonts w:ascii="黑体" w:eastAsia="黑体" w:hAnsi="黑体" w:hint="eastAsia"/>
                 <w:szCs w:val="21"/>
               </w:rPr>
             </w:pPr>
+            <w:r>
+              <w:rPr>
+                <w:rFonts w:ascii="宋体" w:hAnsi="宋体"/>
+                <w:szCs w:val="21"/>
+              </w:rPr>
+              <w:t>同意开题。</w:t>
+            </w:r>
           </w:p>
           <w:p>
             <w:pPr>
@@ -5019,7 +5045,7 @@
                 <w:szCs w:val="21"/>
                 <w:u w:val="single"/>
               </w:rPr>
-              <w:t xml:space="preserve">     </w:t>
+              <w:t xml:space="preserve">  </w:t>
             </w:r>
             <w:r>
               <w:rPr>
@@ -5027,7 +5053,7 @@
                 <w:szCs w:val="21"/>
                 <w:u w:val="single"/>
               </w:rPr>
-              <w:t xml:space="preserve">        </w:t>
+              <w:t xml:space="preserve"> </w:t>
             </w:r>
             <w:r>
               <w:rPr>
@@ -5035,7 +5061,47 @@
                 <w:szCs w:val="21"/>
                 <w:u w:val="single"/>
               </w:rPr>
-              <w:t xml:space="preserve">   </w:t>
+              <w:t xml:space="preserve">  </w:t>
+            </w:r>
+            <w:r>
+              <w:rPr>
+                <w:rFonts w:ascii="黑体" w:eastAsia="黑体" w:hAnsi="黑体" w:hint="eastAsia"/>
+                <w:szCs w:val="21"/>
+                <w:u w:val="single"/>
+              </w:rPr>
+              <w:t>朱宏明</w:t>
+            </w:r>
+            <w:r>
+              <w:rPr>
+                <w:rFonts w:ascii="黑体" w:eastAsia="黑体" w:hAnsi="黑体" w:hint="eastAsia"/>
+                <w:szCs w:val="21"/>
+                <w:u w:val="single"/>
+              </w:rPr>
+              <w:t xml:space="preserve"> </w:t>
+            </w:r>
+            <w:r>
+              <w:rPr>
+                <w:rFonts w:ascii="黑体" w:eastAsia="黑体" w:hAnsi="黑体"/>
+                <w:szCs w:val="21"/>
+                <w:u w:val="single"/>
+              </w:rPr>
+              <w:t xml:space="preserve"> </w:t>
+            </w:r>
+            <w:r>
+              <w:rPr>
+                <w:rFonts w:ascii="黑体" w:eastAsia="黑体" w:hAnsi="黑体" w:hint="eastAsia"/>
+                <w:szCs w:val="21"/>
+                <w:u w:val="single"/>
+              </w:rPr>
+              <w:t xml:space="preserve"> </w:t>
+            </w:r>
+            <w:r>
+              <w:rPr>
+                <w:rFonts w:ascii="黑体" w:eastAsia="黑体" w:hAnsi="黑体"/>
+                <w:szCs w:val="21"/>
+                <w:u w:val="single"/>
+              </w:rPr>
+              <w:t xml:space="preserve">  </w:t>
             </w:r>
           </w:p>
           <w:p>
@@ -5057,11 +5123,19 @@
             </w:r>
             <w:r>
               <w:rPr>
+                <w:rFonts w:ascii="黑体" w:eastAsia="黑体" w:hAnsi="黑体"/>
+                <w:szCs w:val="21"/>
+                <w:u w:val="single"/>
+              </w:rPr>
+              <w:t xml:space="preserve"> </w:t>
+            </w:r>
+            <w:r>
+              <w:rPr>
                 <w:rFonts w:ascii="黑体" w:eastAsia="黑体" w:hAnsi="黑体" w:hint="eastAsia"/>
                 <w:szCs w:val="21"/>
                 <w:u w:val="single"/>
               </w:rPr>
-              <w:t xml:space="preserve">    </w:t>
+              <w:t xml:space="preserve"> </w:t>
             </w:r>
             <w:r>
               <w:rPr>
@@ -5069,7 +5143,14 @@
                 <w:szCs w:val="21"/>
                 <w:u w:val="single"/>
               </w:rPr>
-              <w:t xml:space="preserve">  </w:t>
+              <w:t xml:space="preserve">2026   </w:t>
+            </w:r>
+            <w:r>
+              <w:rPr>
+                <w:rFonts w:ascii="黑体" w:eastAsia="黑体" w:hAnsi="黑体" w:hint="eastAsia"/>
+                <w:szCs w:val="21"/>
+              </w:rPr>
+              <w:t>年</w:t>
             </w:r>
             <w:r>
               <w:rPr>
@@ -5077,14 +5158,15 @@
                 <w:szCs w:val="21"/>
                 <w:u w:val="single"/>
               </w:rPr>
-              <w:t xml:space="preserve">   </w:t>
+              <w:t xml:space="preserve"> </w:t>
             </w:r>
             <w:r>
               <w:rPr>
                 <w:rFonts w:ascii="黑体" w:eastAsia="黑体" w:hAnsi="黑体" w:hint="eastAsia"/>
                 <w:szCs w:val="21"/>
-              </w:rPr>
-              <w:t>年</w:t>
+                <w:u w:val="single"/>
+              </w:rPr>
+              <w:t xml:space="preserve"> </w:t>
             </w:r>
             <w:r>
               <w:rPr>
@@ -5092,30 +5174,30 @@
                 <w:szCs w:val="21"/>
                 <w:u w:val="single"/>
               </w:rPr>
-              <w:t xml:space="preserve">   </w:t>
+              <w:t xml:space="preserve">1  </w:t>
             </w:r>
             <w:r>
               <w:rPr>
                 <w:rFonts w:ascii="黑体" w:eastAsia="黑体" w:hAnsi="黑体" w:hint="eastAsia"/>
                 <w:szCs w:val="21"/>
+              </w:rPr>
+              <w:t>月</w:t>
+            </w:r>
+            <w:r>
+              <w:rPr>
+                <w:rFonts w:ascii="黑体" w:eastAsia="黑体" w:hAnsi="黑体"/>
+                <w:szCs w:val="21"/>
                 <w:u w:val="single"/>
               </w:rPr>
-              <w:t xml:space="preserve">  </w:t>
+              <w:t xml:space="preserve"> </w:t>
             </w:r>
             <w:r>
               <w:rPr>
                 <w:rFonts w:ascii="黑体" w:eastAsia="黑体" w:hAnsi="黑体" w:hint="eastAsia"/>
                 <w:szCs w:val="21"/>
-              </w:rPr>
-              <w:t>月</w:t>
-            </w:r>
-            <w:r>
-              <w:rPr>
-                <w:rFonts w:ascii="黑体" w:eastAsia="黑体" w:hAnsi="黑体"/>
-                <w:szCs w:val="21"/>
                 <w:u w:val="single"/>
               </w:rPr>
-              <w:t xml:space="preserve">  </w:t>
+              <w:t xml:space="preserve"> </w:t>
             </w:r>
             <w:r>
               <w:rPr>
@@ -5123,7 +5205,15 @@
                 <w:szCs w:val="21"/>
                 <w:u w:val="single"/>
               </w:rPr>
-              <w:t xml:space="preserve">  </w:t>
+              <w:t>8</w:t>
+            </w:r>
+            <w:r>
+              <w:rPr>
+                <w:rFonts w:ascii="黑体" w:eastAsia="黑体" w:hAnsi="黑体" w:hint="eastAsia"/>
+                <w:szCs w:val="21"/>
+                <w:u w:val="single"/>
+              </w:rPr>
+              <w:t xml:space="preserve"> </w:t>
             </w:r>
             <w:r>
               <w:rPr>
@@ -5693,7 +5783,7 @@
   <w:style w:type="paragraph" w:default="1" w:styleId="a">
     <w:name w:val="Normal"/>
     <w:qFormat/>
-    <w:rsid w:val="00CE3A23"/>
+    <w:rsid w:val="0029732A"/>
     <w:pPr>
       <w:widowControl w:val="0"/>
       <w:spacing w:after="0" w:line="240" w:lineRule="auto"/>

--- a/Documentations/毕业设计（论文）开题报告.docx
+++ b/Documentations/毕业设计（论文）开题报告.docx
@@ -17,7 +17,7 @@
           <w:noProof/>
         </w:rPr>
         <w:drawing>
-          <wp:inline distT="0" distB="0" distL="0" distR="0" wp14:anchorId="14A0D486" wp14:editId="31CD7E4B">
+          <wp:inline distT="0" distB="0" distL="0" distR="0" wp14:anchorId="14A0D486" wp14:editId="18B91F99">
             <wp:extent cx="2540000" cy="624840"/>
             <wp:effectExtent l="0" t="0" r="0" b="0"/>
             <wp:docPr id="1119224401" name="图片 1"/>
@@ -4950,16 +4950,23 @@
             <w:pPr>
               <w:spacing w:line="360" w:lineRule="exact"/>
               <w:rPr>
-                <w:rFonts w:ascii="黑体" w:eastAsia="黑体" w:hAnsi="黑体" w:hint="eastAsia"/>
+                <w:rFonts w:ascii="黑体" w:eastAsia="黑体" w:hAnsi="黑体"/>
                 <w:szCs w:val="21"/>
               </w:rPr>
             </w:pPr>
             <w:r>
               <w:rPr>
+                <w:rFonts w:ascii="宋体" w:hAnsi="宋体" w:hint="eastAsia"/>
+                <w:szCs w:val="21"/>
+              </w:rPr>
+              <w:t>同意指导教师意见，同意开题</w:t>
+            </w:r>
+            <w:r>
+              <w:rPr>
                 <w:rFonts w:ascii="宋体" w:hAnsi="宋体"/>
                 <w:szCs w:val="21"/>
               </w:rPr>
-              <w:t>同意开题。</w:t>
+              <w:t>。</w:t>
             </w:r>
           </w:p>
           <w:p>
@@ -5197,23 +5204,7 @@
                 <w:szCs w:val="21"/>
                 <w:u w:val="single"/>
               </w:rPr>
-              <w:t xml:space="preserve"> </w:t>
-            </w:r>
-            <w:r>
-              <w:rPr>
-                <w:rFonts w:ascii="黑体" w:eastAsia="黑体" w:hAnsi="黑体" w:hint="eastAsia"/>
-                <w:szCs w:val="21"/>
-                <w:u w:val="single"/>
-              </w:rPr>
-              <w:t>8</w:t>
-            </w:r>
-            <w:r>
-              <w:rPr>
-                <w:rFonts w:ascii="黑体" w:eastAsia="黑体" w:hAnsi="黑体" w:hint="eastAsia"/>
-                <w:szCs w:val="21"/>
-                <w:u w:val="single"/>
-              </w:rPr>
-              <w:t xml:space="preserve"> </w:t>
+              <w:t xml:space="preserve"> 8 </w:t>
             </w:r>
             <w:r>
               <w:rPr>
